--- a/TesteAPSII.docx
+++ b/TesteAPSII.docx
@@ -17,12 +17,53 @@
         </w:rPr>
         <w:t xml:space="preserve">:  </w:t>
       </w:r>
-      <w:r>
-        <w:rPr>
-          <w:b/>
-          <w:bCs/>
-        </w:rPr>
-        <w:t>vizualizare lista completa de catre administrator</w:t>
+      <w:proofErr w:type="spellStart"/>
+      <w:r>
+        <w:rPr>
+          <w:b/>
+          <w:bCs/>
+        </w:rPr>
+        <w:t>vizualizare</w:t>
+      </w:r>
+      <w:proofErr w:type="spellEnd"/>
+      <w:r>
+        <w:rPr>
+          <w:b/>
+          <w:bCs/>
+        </w:rPr>
+        <w:t xml:space="preserve"> </w:t>
+      </w:r>
+      <w:proofErr w:type="spellStart"/>
+      <w:r>
+        <w:rPr>
+          <w:b/>
+          <w:bCs/>
+        </w:rPr>
+        <w:t>lista</w:t>
+      </w:r>
+      <w:proofErr w:type="spellEnd"/>
+      <w:r>
+        <w:rPr>
+          <w:b/>
+          <w:bCs/>
+        </w:rPr>
+        <w:t xml:space="preserve"> completa de </w:t>
+      </w:r>
+      <w:proofErr w:type="spellStart"/>
+      <w:r>
+        <w:rPr>
+          <w:b/>
+          <w:bCs/>
+        </w:rPr>
+        <w:t>catre</w:t>
+      </w:r>
+      <w:proofErr w:type="spellEnd"/>
+      <w:r>
+        <w:rPr>
+          <w:b/>
+          <w:bCs/>
+        </w:rPr>
+        <w:t xml:space="preserve"> administrator</w:t>
       </w:r>
     </w:p>
     <w:p>
@@ -52,8 +93,53 @@
         <w:t>Scop:</w:t>
       </w:r>
       <w:r>
-        <w:t xml:space="preserve"> verificare afisare corecta a datelor si autorizare</w:t>
-      </w:r>
+        <w:t xml:space="preserve"> </w:t>
+      </w:r>
+      <w:proofErr w:type="spellStart"/>
+      <w:r>
+        <w:t>verificare</w:t>
+      </w:r>
+      <w:proofErr w:type="spellEnd"/>
+      <w:r>
+        <w:t xml:space="preserve"> </w:t>
+      </w:r>
+      <w:proofErr w:type="spellStart"/>
+      <w:r>
+        <w:t>afisare</w:t>
+      </w:r>
+      <w:proofErr w:type="spellEnd"/>
+      <w:r>
+        <w:t xml:space="preserve"> </w:t>
+      </w:r>
+      <w:proofErr w:type="spellStart"/>
+      <w:r>
+        <w:t>corecta</w:t>
+      </w:r>
+      <w:proofErr w:type="spellEnd"/>
+      <w:r>
+        <w:t xml:space="preserve"> a </w:t>
+      </w:r>
+      <w:proofErr w:type="spellStart"/>
+      <w:r>
+        <w:t>datelor</w:t>
+      </w:r>
+      <w:proofErr w:type="spellEnd"/>
+      <w:r>
+        <w:t xml:space="preserve"> </w:t>
+      </w:r>
+      <w:proofErr w:type="spellStart"/>
+      <w:r>
+        <w:t>si</w:t>
+      </w:r>
+      <w:proofErr w:type="spellEnd"/>
+      <w:r>
+        <w:t xml:space="preserve"> </w:t>
+      </w:r>
+      <w:proofErr w:type="spellStart"/>
+      <w:r>
+        <w:t>autorizare</w:t>
+      </w:r>
+      <w:proofErr w:type="spellEnd"/>
     </w:p>
     <w:p>
       <w:r>
@@ -70,12 +156,21 @@
         </w:rPr>
         <w:tab/>
       </w:r>
-      <w:r>
-        <w:rPr>
-          <w:b/>
-          <w:bCs/>
-        </w:rPr>
-        <w:t>Cerinta:</w:t>
+      <w:proofErr w:type="spellStart"/>
+      <w:r>
+        <w:rPr>
+          <w:b/>
+          <w:bCs/>
+        </w:rPr>
+        <w:t>Cerinta</w:t>
+      </w:r>
+      <w:proofErr w:type="spellEnd"/>
+      <w:r>
+        <w:rPr>
+          <w:b/>
+          <w:bCs/>
+        </w:rPr>
+        <w:t>:</w:t>
       </w:r>
       <w:r>
         <w:t xml:space="preserve"> REQ-1.1</w:t>
@@ -85,30 +180,216 @@
       <w:pPr>
         <w:ind w:firstLine="720"/>
       </w:pPr>
-      <w:r>
-        <w:rPr>
-          <w:b/>
-          <w:bCs/>
-        </w:rPr>
-        <w:t>Descriere:</w:t>
-      </w:r>
-      <w:r>
-        <w:t xml:space="preserve"> Utilizatorul cu rol de Administrator acceseaza sectiunea de management (dashboard) din interfata web si solicita afisarea listei.</w:t>
+      <w:proofErr w:type="spellStart"/>
+      <w:r>
+        <w:rPr>
+          <w:b/>
+          <w:bCs/>
+        </w:rPr>
+        <w:t>Descriere</w:t>
+      </w:r>
+      <w:proofErr w:type="spellEnd"/>
+      <w:r>
+        <w:rPr>
+          <w:b/>
+          <w:bCs/>
+        </w:rPr>
+        <w:t>:</w:t>
+      </w:r>
+      <w:r>
+        <w:t xml:space="preserve"> </w:t>
+      </w:r>
+      <w:proofErr w:type="spellStart"/>
+      <w:r>
+        <w:t>Utilizatorul</w:t>
+      </w:r>
+      <w:proofErr w:type="spellEnd"/>
+      <w:r>
+        <w:t xml:space="preserve"> cu </w:t>
+      </w:r>
+      <w:proofErr w:type="spellStart"/>
+      <w:r>
+        <w:t>rol</w:t>
+      </w:r>
+      <w:proofErr w:type="spellEnd"/>
+      <w:r>
+        <w:t xml:space="preserve"> de Administrator </w:t>
+      </w:r>
+      <w:proofErr w:type="spellStart"/>
+      <w:r>
+        <w:t>acceseaza</w:t>
+      </w:r>
+      <w:proofErr w:type="spellEnd"/>
+      <w:r>
+        <w:t xml:space="preserve"> </w:t>
+      </w:r>
+      <w:proofErr w:type="spellStart"/>
+      <w:r>
+        <w:t>sectiunea</w:t>
+      </w:r>
+      <w:proofErr w:type="spellEnd"/>
+      <w:r>
+        <w:t xml:space="preserve"> de management (dashboard) din </w:t>
+      </w:r>
+      <w:proofErr w:type="spellStart"/>
+      <w:r>
+        <w:t>interfata</w:t>
+      </w:r>
+      <w:proofErr w:type="spellEnd"/>
+      <w:r>
+        <w:t xml:space="preserve"> web </w:t>
+      </w:r>
+      <w:proofErr w:type="spellStart"/>
+      <w:r>
+        <w:t>si</w:t>
+      </w:r>
+      <w:proofErr w:type="spellEnd"/>
+      <w:r>
+        <w:t xml:space="preserve"> </w:t>
+      </w:r>
+      <w:proofErr w:type="spellStart"/>
+      <w:r>
+        <w:t>solicita</w:t>
+      </w:r>
+      <w:proofErr w:type="spellEnd"/>
+      <w:r>
+        <w:t xml:space="preserve"> </w:t>
+      </w:r>
+      <w:proofErr w:type="spellStart"/>
+      <w:r>
+        <w:t>afisarea</w:t>
+      </w:r>
+      <w:proofErr w:type="spellEnd"/>
+      <w:r>
+        <w:t xml:space="preserve"> </w:t>
+      </w:r>
+      <w:proofErr w:type="spellStart"/>
+      <w:r>
+        <w:t>listei</w:t>
+      </w:r>
+      <w:proofErr w:type="spellEnd"/>
+      <w:r>
+        <w:t>.</w:t>
       </w:r>
     </w:p>
     <w:p>
       <w:pPr>
         <w:ind w:firstLine="720"/>
       </w:pPr>
-      <w:r>
-        <w:rPr>
-          <w:b/>
-          <w:bCs/>
-        </w:rPr>
-        <w:t>Rezultate asteptate:</w:t>
-      </w:r>
-      <w:r>
-        <w:t xml:space="preserve"> Sistemul interogheaza baza de date si afiseaza lista completa a utilizatorilor si a vehiculelor disponibile.</w:t>
+      <w:proofErr w:type="spellStart"/>
+      <w:r>
+        <w:rPr>
+          <w:b/>
+          <w:bCs/>
+        </w:rPr>
+        <w:t>Rezultate</w:t>
+      </w:r>
+      <w:proofErr w:type="spellEnd"/>
+      <w:r>
+        <w:rPr>
+          <w:b/>
+          <w:bCs/>
+        </w:rPr>
+        <w:t xml:space="preserve"> </w:t>
+      </w:r>
+      <w:proofErr w:type="spellStart"/>
+      <w:r>
+        <w:rPr>
+          <w:b/>
+          <w:bCs/>
+        </w:rPr>
+        <w:t>asteptate</w:t>
+      </w:r>
+      <w:proofErr w:type="spellEnd"/>
+      <w:r>
+        <w:rPr>
+          <w:b/>
+          <w:bCs/>
+        </w:rPr>
+        <w:t>:</w:t>
+      </w:r>
+      <w:r>
+        <w:t xml:space="preserve"> </w:t>
+      </w:r>
+      <w:proofErr w:type="spellStart"/>
+      <w:r>
+        <w:t>Sistemul</w:t>
+      </w:r>
+      <w:proofErr w:type="spellEnd"/>
+      <w:r>
+        <w:t xml:space="preserve"> </w:t>
+      </w:r>
+      <w:proofErr w:type="spellStart"/>
+      <w:r>
+        <w:t>interogheaza</w:t>
+      </w:r>
+      <w:proofErr w:type="spellEnd"/>
+      <w:r>
+        <w:t xml:space="preserve"> </w:t>
+      </w:r>
+      <w:proofErr w:type="spellStart"/>
+      <w:r>
+        <w:t>baza</w:t>
+      </w:r>
+      <w:proofErr w:type="spellEnd"/>
+      <w:r>
+        <w:t xml:space="preserve"> de date </w:t>
+      </w:r>
+      <w:proofErr w:type="spellStart"/>
+      <w:r>
+        <w:t>si</w:t>
+      </w:r>
+      <w:proofErr w:type="spellEnd"/>
+      <w:r>
+        <w:t xml:space="preserve"> </w:t>
+      </w:r>
+      <w:proofErr w:type="spellStart"/>
+      <w:r>
+        <w:t>afiseaza</w:t>
+      </w:r>
+      <w:proofErr w:type="spellEnd"/>
+      <w:r>
+        <w:t xml:space="preserve"> </w:t>
+      </w:r>
+      <w:proofErr w:type="spellStart"/>
+      <w:r>
+        <w:t>lista</w:t>
+      </w:r>
+      <w:proofErr w:type="spellEnd"/>
+      <w:r>
+        <w:t xml:space="preserve"> completa a </w:t>
+      </w:r>
+      <w:proofErr w:type="spellStart"/>
+      <w:r>
+        <w:t>utilizatorilor</w:t>
+      </w:r>
+      <w:proofErr w:type="spellEnd"/>
+      <w:r>
+        <w:t xml:space="preserve"> </w:t>
+      </w:r>
+      <w:proofErr w:type="spellStart"/>
+      <w:r>
+        <w:t>si</w:t>
+      </w:r>
+      <w:proofErr w:type="spellEnd"/>
+      <w:r>
+        <w:t xml:space="preserve"> a </w:t>
+      </w:r>
+      <w:proofErr w:type="spellStart"/>
+      <w:r>
+        <w:t>vehiculelor</w:t>
+      </w:r>
+      <w:proofErr w:type="spellEnd"/>
+      <w:r>
+        <w:t xml:space="preserve"> </w:t>
+      </w:r>
+      <w:proofErr w:type="spellStart"/>
+      <w:r>
+        <w:t>disponibile</w:t>
+      </w:r>
+      <w:proofErr w:type="spellEnd"/>
+      <w:r>
+        <w:t>.</w:t>
       </w:r>
     </w:p>
     <w:p>
@@ -131,8 +412,65 @@
           <w:b/>
           <w:bCs/>
         </w:rPr>
-        <w:t xml:space="preserve"> modificare drepturi de acces utilizator</w:t>
-      </w:r>
+        <w:t xml:space="preserve"> </w:t>
+      </w:r>
+      <w:proofErr w:type="spellStart"/>
+      <w:r>
+        <w:rPr>
+          <w:b/>
+          <w:bCs/>
+        </w:rPr>
+        <w:t>modificare</w:t>
+      </w:r>
+      <w:proofErr w:type="spellEnd"/>
+      <w:r>
+        <w:rPr>
+          <w:b/>
+          <w:bCs/>
+        </w:rPr>
+        <w:t xml:space="preserve"> </w:t>
+      </w:r>
+      <w:proofErr w:type="spellStart"/>
+      <w:r>
+        <w:rPr>
+          <w:b/>
+          <w:bCs/>
+        </w:rPr>
+        <w:t>drepturi</w:t>
+      </w:r>
+      <w:proofErr w:type="spellEnd"/>
+      <w:r>
+        <w:rPr>
+          <w:b/>
+          <w:bCs/>
+        </w:rPr>
+        <w:t xml:space="preserve"> de </w:t>
+      </w:r>
+      <w:proofErr w:type="spellStart"/>
+      <w:r>
+        <w:rPr>
+          <w:b/>
+          <w:bCs/>
+        </w:rPr>
+        <w:t>acces</w:t>
+      </w:r>
+      <w:proofErr w:type="spellEnd"/>
+      <w:r>
+        <w:rPr>
+          <w:b/>
+          <w:bCs/>
+        </w:rPr>
+        <w:t xml:space="preserve"> </w:t>
+      </w:r>
+      <w:proofErr w:type="spellStart"/>
+      <w:r>
+        <w:rPr>
+          <w:b/>
+          <w:bCs/>
+        </w:rPr>
+        <w:t>utilizator</w:t>
+      </w:r>
+      <w:proofErr w:type="spellEnd"/>
     </w:p>
     <w:p>
       <w:pPr>
@@ -146,8 +484,13 @@
         <w:t>Tip:</w:t>
       </w:r>
       <w:r>
-        <w:t xml:space="preserve"> functional/ integrare</w:t>
-      </w:r>
+        <w:t xml:space="preserve"> functional/ </w:t>
+      </w:r>
+      <w:proofErr w:type="spellStart"/>
+      <w:r>
+        <w:t>integrare</w:t>
+      </w:r>
+      <w:proofErr w:type="spellEnd"/>
     </w:p>
     <w:p>
       <w:pPr>
@@ -161,19 +504,76 @@
         <w:t>Scop:</w:t>
       </w:r>
       <w:r>
-        <w:t xml:space="preserve"> verificare modificare profil si persistenta in baza de date</w:t>
+        <w:t xml:space="preserve"> </w:t>
+      </w:r>
+      <w:proofErr w:type="spellStart"/>
+      <w:r>
+        <w:t>verificare</w:t>
+      </w:r>
+      <w:proofErr w:type="spellEnd"/>
+      <w:r>
+        <w:t xml:space="preserve"> </w:t>
+      </w:r>
+      <w:proofErr w:type="spellStart"/>
+      <w:r>
+        <w:t>modificare</w:t>
+      </w:r>
+      <w:proofErr w:type="spellEnd"/>
+      <w:r>
+        <w:t xml:space="preserve"> </w:t>
+      </w:r>
+      <w:proofErr w:type="spellStart"/>
+      <w:r>
+        <w:t>profil</w:t>
+      </w:r>
+      <w:proofErr w:type="spellEnd"/>
+      <w:r>
+        <w:t xml:space="preserve"> </w:t>
+      </w:r>
+      <w:proofErr w:type="spellStart"/>
+      <w:r>
+        <w:t>si</w:t>
+      </w:r>
+      <w:proofErr w:type="spellEnd"/>
+      <w:r>
+        <w:t xml:space="preserve"> </w:t>
+      </w:r>
+      <w:proofErr w:type="spellStart"/>
+      <w:r>
+        <w:t>persistenta</w:t>
+      </w:r>
+      <w:proofErr w:type="spellEnd"/>
+      <w:r>
+        <w:t xml:space="preserve"> in </w:t>
+      </w:r>
+      <w:proofErr w:type="spellStart"/>
+      <w:r>
+        <w:t>baza</w:t>
+      </w:r>
+      <w:proofErr w:type="spellEnd"/>
+      <w:r>
+        <w:t xml:space="preserve"> de date</w:t>
       </w:r>
     </w:p>
     <w:p>
       <w:pPr>
         <w:ind w:left="720"/>
       </w:pPr>
-      <w:r>
-        <w:rPr>
-          <w:b/>
-          <w:bCs/>
-        </w:rPr>
-        <w:t>Cerinta:</w:t>
+      <w:proofErr w:type="spellStart"/>
+      <w:r>
+        <w:rPr>
+          <w:b/>
+          <w:bCs/>
+        </w:rPr>
+        <w:t>Cerinta</w:t>
+      </w:r>
+      <w:proofErr w:type="spellEnd"/>
+      <w:r>
+        <w:rPr>
+          <w:b/>
+          <w:bCs/>
+        </w:rPr>
+        <w:t>:</w:t>
       </w:r>
       <w:r>
         <w:t xml:space="preserve"> REQ-2.2</w:t>
@@ -183,36 +583,206 @@
       <w:pPr>
         <w:ind w:left="720"/>
       </w:pPr>
-      <w:r>
-        <w:rPr>
-          <w:b/>
-          <w:bCs/>
-        </w:rPr>
-        <w:t>Descriere:</w:t>
-      </w:r>
-      <w:r>
-        <w:t xml:space="preserve"> Administratorul selecteaza un utilizator existent</w:t>
-      </w:r>
-      <w:r>
-        <w:t xml:space="preserve"> si ii</w:t>
-      </w:r>
-      <w:r>
-        <w:t xml:space="preserve"> modifica drepturile de acces </w:t>
+      <w:proofErr w:type="spellStart"/>
+      <w:r>
+        <w:rPr>
+          <w:b/>
+          <w:bCs/>
+        </w:rPr>
+        <w:t>Descriere</w:t>
+      </w:r>
+      <w:proofErr w:type="spellEnd"/>
+      <w:r>
+        <w:rPr>
+          <w:b/>
+          <w:bCs/>
+        </w:rPr>
+        <w:t>:</w:t>
+      </w:r>
+      <w:r>
+        <w:t xml:space="preserve"> </w:t>
+      </w:r>
+      <w:proofErr w:type="spellStart"/>
+      <w:r>
+        <w:t>Administratorul</w:t>
+      </w:r>
+      <w:proofErr w:type="spellEnd"/>
+      <w:r>
+        <w:t xml:space="preserve"> </w:t>
+      </w:r>
+      <w:proofErr w:type="spellStart"/>
+      <w:r>
+        <w:t>selecteaza</w:t>
+      </w:r>
+      <w:proofErr w:type="spellEnd"/>
+      <w:r>
+        <w:t xml:space="preserve"> un </w:t>
+      </w:r>
+      <w:proofErr w:type="spellStart"/>
+      <w:r>
+        <w:t>utilizator</w:t>
+      </w:r>
+      <w:proofErr w:type="spellEnd"/>
+      <w:r>
+        <w:t xml:space="preserve"> existent</w:t>
+      </w:r>
+      <w:r>
+        <w:t xml:space="preserve"> </w:t>
+      </w:r>
+      <w:proofErr w:type="spellStart"/>
+      <w:r>
+        <w:t>si</w:t>
+      </w:r>
+      <w:proofErr w:type="spellEnd"/>
+      <w:r>
+        <w:t xml:space="preserve"> ii</w:t>
+      </w:r>
+      <w:r>
+        <w:t xml:space="preserve"> </w:t>
+      </w:r>
+      <w:proofErr w:type="spellStart"/>
+      <w:r>
+        <w:t>modifica</w:t>
+      </w:r>
+      <w:proofErr w:type="spellEnd"/>
+      <w:r>
+        <w:t xml:space="preserve"> </w:t>
+      </w:r>
+      <w:proofErr w:type="spellStart"/>
+      <w:r>
+        <w:t>drepturile</w:t>
+      </w:r>
+      <w:proofErr w:type="spellEnd"/>
+      <w:r>
+        <w:t xml:space="preserve"> de </w:t>
+      </w:r>
+      <w:proofErr w:type="spellStart"/>
+      <w:r>
+        <w:t>acces</w:t>
+      </w:r>
+      <w:proofErr w:type="spellEnd"/>
+      <w:r>
+        <w:t xml:space="preserve"> </w:t>
       </w:r>
     </w:p>
     <w:p>
       <w:pPr>
         <w:ind w:left="720"/>
       </w:pPr>
-      <w:r>
-        <w:rPr>
-          <w:b/>
-          <w:bCs/>
-        </w:rPr>
-        <w:t>Rezultate asteptate:</w:t>
-      </w:r>
-      <w:r>
-        <w:t xml:space="preserve"> Drepturile de acces sunt actualizate corect in baza de date iar interfata web afiseaza mesaj de confirmare.</w:t>
+      <w:proofErr w:type="spellStart"/>
+      <w:r>
+        <w:rPr>
+          <w:b/>
+          <w:bCs/>
+        </w:rPr>
+        <w:t>Rezultate</w:t>
+      </w:r>
+      <w:proofErr w:type="spellEnd"/>
+      <w:r>
+        <w:rPr>
+          <w:b/>
+          <w:bCs/>
+        </w:rPr>
+        <w:t xml:space="preserve"> </w:t>
+      </w:r>
+      <w:proofErr w:type="spellStart"/>
+      <w:r>
+        <w:rPr>
+          <w:b/>
+          <w:bCs/>
+        </w:rPr>
+        <w:t>asteptate</w:t>
+      </w:r>
+      <w:proofErr w:type="spellEnd"/>
+      <w:r>
+        <w:rPr>
+          <w:b/>
+          <w:bCs/>
+        </w:rPr>
+        <w:t>:</w:t>
+      </w:r>
+      <w:r>
+        <w:t xml:space="preserve"> </w:t>
+      </w:r>
+      <w:proofErr w:type="spellStart"/>
+      <w:r>
+        <w:t>Drepturile</w:t>
+      </w:r>
+      <w:proofErr w:type="spellEnd"/>
+      <w:r>
+        <w:t xml:space="preserve"> de </w:t>
+      </w:r>
+      <w:proofErr w:type="spellStart"/>
+      <w:r>
+        <w:t>acces</w:t>
+      </w:r>
+      <w:proofErr w:type="spellEnd"/>
+      <w:r>
+        <w:t xml:space="preserve"> sunt </w:t>
+      </w:r>
+      <w:proofErr w:type="spellStart"/>
+      <w:r>
+        <w:t>actualizate</w:t>
+      </w:r>
+      <w:proofErr w:type="spellEnd"/>
+      <w:r>
+        <w:t xml:space="preserve"> </w:t>
+      </w:r>
+      <w:proofErr w:type="spellStart"/>
+      <w:r>
+        <w:t>corect</w:t>
+      </w:r>
+      <w:proofErr w:type="spellEnd"/>
+      <w:r>
+        <w:t xml:space="preserve"> in </w:t>
+      </w:r>
+      <w:proofErr w:type="spellStart"/>
+      <w:r>
+        <w:t>baza</w:t>
+      </w:r>
+      <w:proofErr w:type="spellEnd"/>
+      <w:r>
+        <w:t xml:space="preserve"> de date </w:t>
+      </w:r>
+      <w:proofErr w:type="spellStart"/>
+      <w:r>
+        <w:t>iar</w:t>
+      </w:r>
+      <w:proofErr w:type="spellEnd"/>
+      <w:r>
+        <w:t xml:space="preserve"> </w:t>
+      </w:r>
+      <w:proofErr w:type="spellStart"/>
+      <w:r>
+        <w:t>interfata</w:t>
+      </w:r>
+      <w:proofErr w:type="spellEnd"/>
+      <w:r>
+        <w:t xml:space="preserve"> web </w:t>
+      </w:r>
+      <w:proofErr w:type="spellStart"/>
+      <w:r>
+        <w:t>afiseaza</w:t>
+      </w:r>
+      <w:proofErr w:type="spellEnd"/>
+      <w:r>
+        <w:t xml:space="preserve"> </w:t>
+      </w:r>
+      <w:proofErr w:type="spellStart"/>
+      <w:r>
+        <w:t>mesaj</w:t>
+      </w:r>
+      <w:proofErr w:type="spellEnd"/>
+      <w:r>
+        <w:t xml:space="preserve"> de </w:t>
+      </w:r>
+      <w:proofErr w:type="spellStart"/>
+      <w:r>
+        <w:t>confirmare</w:t>
+      </w:r>
+      <w:proofErr w:type="spellEnd"/>
+      <w:r>
+        <w:t>.</w:t>
       </w:r>
     </w:p>
     <w:p>
@@ -230,13 +800,31 @@
         </w:rPr>
         <w:t xml:space="preserve">: </w:t>
       </w:r>
-      <w:r>
-        <w:rPr>
-          <w:b/>
-          <w:bCs/>
-        </w:rPr>
-        <w:t>vizualizare flux automat de comenzi</w:t>
-      </w:r>
+      <w:proofErr w:type="spellStart"/>
+      <w:r>
+        <w:rPr>
+          <w:b/>
+          <w:bCs/>
+        </w:rPr>
+        <w:t>vizualizare</w:t>
+      </w:r>
+      <w:proofErr w:type="spellEnd"/>
+      <w:r>
+        <w:rPr>
+          <w:b/>
+          <w:bCs/>
+        </w:rPr>
+        <w:t xml:space="preserve"> flux automat de </w:t>
+      </w:r>
+      <w:proofErr w:type="spellStart"/>
+      <w:r>
+        <w:rPr>
+          <w:b/>
+          <w:bCs/>
+        </w:rPr>
+        <w:t>comenzi</w:t>
+      </w:r>
+      <w:proofErr w:type="spellEnd"/>
     </w:p>
     <w:p>
       <w:pPr>
@@ -250,8 +838,13 @@
         <w:t>Tip:</w:t>
       </w:r>
       <w:r>
-        <w:t xml:space="preserve"> functional / integrare</w:t>
-      </w:r>
+        <w:t xml:space="preserve"> functional / </w:t>
+      </w:r>
+      <w:proofErr w:type="spellStart"/>
+      <w:r>
+        <w:t>integrare</w:t>
+      </w:r>
+      <w:proofErr w:type="spellEnd"/>
     </w:p>
     <w:p>
       <w:pPr>
@@ -265,19 +858,49 @@
         <w:t>Scop:</w:t>
       </w:r>
       <w:r>
-        <w:t xml:space="preserve"> verificarea preluarii automate a comenzilor</w:t>
-      </w:r>
+        <w:t xml:space="preserve"> </w:t>
+      </w:r>
+      <w:proofErr w:type="spellStart"/>
+      <w:r>
+        <w:t>verificarea</w:t>
+      </w:r>
+      <w:proofErr w:type="spellEnd"/>
+      <w:r>
+        <w:t xml:space="preserve"> </w:t>
+      </w:r>
+      <w:proofErr w:type="spellStart"/>
+      <w:r>
+        <w:t>preluarii</w:t>
+      </w:r>
+      <w:proofErr w:type="spellEnd"/>
+      <w:r>
+        <w:t xml:space="preserve"> automate a </w:t>
+      </w:r>
+      <w:proofErr w:type="spellStart"/>
+      <w:r>
+        <w:t>comenzilor</w:t>
+      </w:r>
+      <w:proofErr w:type="spellEnd"/>
     </w:p>
     <w:p>
       <w:pPr>
         <w:ind w:left="720"/>
       </w:pPr>
-      <w:r>
-        <w:rPr>
-          <w:b/>
-          <w:bCs/>
-        </w:rPr>
-        <w:t>Cerinta:</w:t>
+      <w:proofErr w:type="spellStart"/>
+      <w:r>
+        <w:rPr>
+          <w:b/>
+          <w:bCs/>
+        </w:rPr>
+        <w:t>Cerinta</w:t>
+      </w:r>
+      <w:proofErr w:type="spellEnd"/>
+      <w:r>
+        <w:rPr>
+          <w:b/>
+          <w:bCs/>
+        </w:rPr>
+        <w:t>:</w:t>
       </w:r>
       <w:r>
         <w:t xml:space="preserve"> REQ-3.1</w:t>
@@ -287,40 +910,164 @@
       <w:pPr>
         <w:ind w:left="720"/>
       </w:pPr>
-      <w:r>
-        <w:rPr>
-          <w:b/>
-          <w:bCs/>
-        </w:rPr>
-        <w:t>Descriere:</w:t>
-      </w:r>
-      <w:r>
-        <w:t xml:space="preserve"> Dispecerul deschide panoul de monitorizare</w:t>
-      </w:r>
-      <w:r>
-        <w:t xml:space="preserve"> unde apar</w:t>
-      </w:r>
-      <w:r>
-        <w:t xml:space="preserve"> no</w:t>
-      </w:r>
-      <w:r>
-        <w:t xml:space="preserve">ile comenzi in sistem. </w:t>
+      <w:proofErr w:type="spellStart"/>
+      <w:r>
+        <w:rPr>
+          <w:b/>
+          <w:bCs/>
+        </w:rPr>
+        <w:t>Descriere</w:t>
+      </w:r>
+      <w:proofErr w:type="spellEnd"/>
+      <w:r>
+        <w:rPr>
+          <w:b/>
+          <w:bCs/>
+        </w:rPr>
+        <w:t>:</w:t>
+      </w:r>
+      <w:r>
+        <w:t xml:space="preserve"> </w:t>
+      </w:r>
+      <w:proofErr w:type="spellStart"/>
+      <w:r>
+        <w:t>Dispecerul</w:t>
+      </w:r>
+      <w:proofErr w:type="spellEnd"/>
+      <w:r>
+        <w:t xml:space="preserve"> </w:t>
+      </w:r>
+      <w:proofErr w:type="spellStart"/>
+      <w:r>
+        <w:t>deschide</w:t>
+      </w:r>
+      <w:proofErr w:type="spellEnd"/>
+      <w:r>
+        <w:t xml:space="preserve"> </w:t>
+      </w:r>
+      <w:proofErr w:type="spellStart"/>
+      <w:r>
+        <w:t>panoul</w:t>
+      </w:r>
+      <w:proofErr w:type="spellEnd"/>
+      <w:r>
+        <w:t xml:space="preserve"> de </w:t>
+      </w:r>
+      <w:proofErr w:type="spellStart"/>
+      <w:r>
+        <w:t>monitorizare</w:t>
+      </w:r>
+      <w:proofErr w:type="spellEnd"/>
+      <w:r>
+        <w:t xml:space="preserve"> </w:t>
+      </w:r>
+      <w:proofErr w:type="spellStart"/>
+      <w:r>
+        <w:t>unde</w:t>
+      </w:r>
+      <w:proofErr w:type="spellEnd"/>
+      <w:r>
+        <w:t xml:space="preserve"> apar</w:t>
+      </w:r>
+      <w:r>
+        <w:t xml:space="preserve"> </w:t>
+      </w:r>
+      <w:proofErr w:type="spellStart"/>
+      <w:r>
+        <w:t>no</w:t>
+      </w:r>
+      <w:r>
+        <w:t>ile</w:t>
+      </w:r>
+      <w:proofErr w:type="spellEnd"/>
+      <w:r>
+        <w:t xml:space="preserve"> </w:t>
+      </w:r>
+      <w:proofErr w:type="spellStart"/>
+      <w:r>
+        <w:t>comenzi</w:t>
+      </w:r>
+      <w:proofErr w:type="spellEnd"/>
+      <w:r>
+        <w:t xml:space="preserve"> in </w:t>
+      </w:r>
+      <w:proofErr w:type="spellStart"/>
+      <w:r>
+        <w:t>sistem</w:t>
+      </w:r>
+      <w:proofErr w:type="spellEnd"/>
+      <w:r>
+        <w:t xml:space="preserve">. </w:t>
       </w:r>
     </w:p>
     <w:p>
       <w:pPr>
         <w:ind w:left="720"/>
       </w:pPr>
-      <w:r>
-        <w:rPr>
-          <w:b/>
-          <w:bCs/>
-        </w:rPr>
-        <w:t>Rezultate asteptate:</w:t>
-      </w:r>
-      <w:r>
-        <w:t xml:space="preserve"> Comanda apare in interfata dispecerului</w:t>
-      </w:r>
+      <w:proofErr w:type="spellStart"/>
+      <w:r>
+        <w:rPr>
+          <w:b/>
+          <w:bCs/>
+        </w:rPr>
+        <w:t>Rezultate</w:t>
+      </w:r>
+      <w:proofErr w:type="spellEnd"/>
+      <w:r>
+        <w:rPr>
+          <w:b/>
+          <w:bCs/>
+        </w:rPr>
+        <w:t xml:space="preserve"> </w:t>
+      </w:r>
+      <w:proofErr w:type="spellStart"/>
+      <w:r>
+        <w:rPr>
+          <w:b/>
+          <w:bCs/>
+        </w:rPr>
+        <w:t>asteptate</w:t>
+      </w:r>
+      <w:proofErr w:type="spellEnd"/>
+      <w:r>
+        <w:rPr>
+          <w:b/>
+          <w:bCs/>
+        </w:rPr>
+        <w:t>:</w:t>
+      </w:r>
+      <w:r>
+        <w:t xml:space="preserve"> </w:t>
+      </w:r>
+      <w:proofErr w:type="spellStart"/>
+      <w:r>
+        <w:t>Comanda</w:t>
+      </w:r>
+      <w:proofErr w:type="spellEnd"/>
+      <w:r>
+        <w:t xml:space="preserve"> </w:t>
+      </w:r>
+      <w:proofErr w:type="spellStart"/>
+      <w:r>
+        <w:t>apare</w:t>
+      </w:r>
+      <w:proofErr w:type="spellEnd"/>
+      <w:r>
+        <w:t xml:space="preserve"> in </w:t>
+      </w:r>
+      <w:proofErr w:type="spellStart"/>
+      <w:r>
+        <w:t>interfata</w:t>
+      </w:r>
+      <w:proofErr w:type="spellEnd"/>
+      <w:r>
+        <w:t xml:space="preserve"> </w:t>
+      </w:r>
+      <w:proofErr w:type="spellStart"/>
+      <w:r>
+        <w:t>dispecerului</w:t>
+      </w:r>
+      <w:proofErr w:type="spellEnd"/>
       <w:r>
         <w:t>.</w:t>
       </w:r>
@@ -340,13 +1087,63 @@
         </w:rPr>
         <w:t xml:space="preserve">: </w:t>
       </w:r>
-      <w:r>
-        <w:rPr>
-          <w:b/>
-          <w:bCs/>
-        </w:rPr>
-        <w:t>validare introducere adresa de livrare</w:t>
-      </w:r>
+      <w:proofErr w:type="spellStart"/>
+      <w:r>
+        <w:rPr>
+          <w:b/>
+          <w:bCs/>
+        </w:rPr>
+        <w:t>validare</w:t>
+      </w:r>
+      <w:proofErr w:type="spellEnd"/>
+      <w:r>
+        <w:rPr>
+          <w:b/>
+          <w:bCs/>
+        </w:rPr>
+        <w:t xml:space="preserve"> </w:t>
+      </w:r>
+      <w:proofErr w:type="spellStart"/>
+      <w:r>
+        <w:rPr>
+          <w:b/>
+          <w:bCs/>
+        </w:rPr>
+        <w:t>introducere</w:t>
+      </w:r>
+      <w:proofErr w:type="spellEnd"/>
+      <w:r>
+        <w:rPr>
+          <w:b/>
+          <w:bCs/>
+        </w:rPr>
+        <w:t xml:space="preserve"> </w:t>
+      </w:r>
+      <w:proofErr w:type="spellStart"/>
+      <w:r>
+        <w:rPr>
+          <w:b/>
+          <w:bCs/>
+        </w:rPr>
+        <w:t>adresa</w:t>
+      </w:r>
+      <w:proofErr w:type="spellEnd"/>
+      <w:r>
+        <w:rPr>
+          <w:b/>
+          <w:bCs/>
+        </w:rPr>
+        <w:t xml:space="preserve"> de </w:t>
+      </w:r>
+      <w:proofErr w:type="spellStart"/>
+      <w:r>
+        <w:rPr>
+          <w:b/>
+          <w:bCs/>
+        </w:rPr>
+        <w:t>livrare</w:t>
+      </w:r>
+      <w:proofErr w:type="spellEnd"/>
     </w:p>
     <w:p>
       <w:pPr>
@@ -375,19 +1172,44 @@
         <w:t>Scop:</w:t>
       </w:r>
       <w:r>
-        <w:t xml:space="preserve"> validare format adresa </w:t>
+        <w:t xml:space="preserve"> </w:t>
+      </w:r>
+      <w:proofErr w:type="spellStart"/>
+      <w:r>
+        <w:t>validare</w:t>
+      </w:r>
+      <w:proofErr w:type="spellEnd"/>
+      <w:r>
+        <w:t xml:space="preserve"> format </w:t>
+      </w:r>
+      <w:proofErr w:type="spellStart"/>
+      <w:r>
+        <w:t>adresa</w:t>
+      </w:r>
+      <w:proofErr w:type="spellEnd"/>
+      <w:r>
+        <w:t xml:space="preserve"> </w:t>
       </w:r>
     </w:p>
     <w:p>
       <w:pPr>
         <w:ind w:left="720"/>
       </w:pPr>
-      <w:r>
-        <w:rPr>
-          <w:b/>
-          <w:bCs/>
-        </w:rPr>
-        <w:t>Cerinta:</w:t>
+      <w:proofErr w:type="spellStart"/>
+      <w:r>
+        <w:rPr>
+          <w:b/>
+          <w:bCs/>
+        </w:rPr>
+        <w:t>Cerinta</w:t>
+      </w:r>
+      <w:proofErr w:type="spellEnd"/>
+      <w:r>
+        <w:rPr>
+          <w:b/>
+          <w:bCs/>
+        </w:rPr>
+        <w:t>:</w:t>
       </w:r>
       <w:r>
         <w:t xml:space="preserve"> REQ-3.2</w:t>
@@ -397,31 +1219,281 @@
       <w:pPr>
         <w:ind w:left="720"/>
       </w:pPr>
+      <w:proofErr w:type="spellStart"/>
       <w:r>
         <w:rPr>
           <w:b/>
           <w:bCs/>
         </w:rPr>
         <w:lastRenderedPageBreak/>
-        <w:t>Descriere:</w:t>
-      </w:r>
-      <w:r>
-        <w:t xml:space="preserve"> Dispecerul introduce o adresa de livrare noua pentru a permite sistemului calcularea rutei.</w:t>
+        <w:t>Descriere</w:t>
+      </w:r>
+      <w:proofErr w:type="spellEnd"/>
+      <w:r>
+        <w:rPr>
+          <w:b/>
+          <w:bCs/>
+        </w:rPr>
+        <w:t>:</w:t>
+      </w:r>
+      <w:r>
+        <w:t xml:space="preserve"> </w:t>
+      </w:r>
+      <w:proofErr w:type="spellStart"/>
+      <w:r>
+        <w:t>Dispecerul</w:t>
+      </w:r>
+      <w:proofErr w:type="spellEnd"/>
+      <w:r>
+        <w:t xml:space="preserve"> introduce o </w:t>
+      </w:r>
+      <w:proofErr w:type="spellStart"/>
+      <w:r>
+        <w:t>adresa</w:t>
+      </w:r>
+      <w:proofErr w:type="spellEnd"/>
+      <w:r>
+        <w:t xml:space="preserve"> de </w:t>
+      </w:r>
+      <w:proofErr w:type="spellStart"/>
+      <w:r>
+        <w:t>livrare</w:t>
+      </w:r>
+      <w:proofErr w:type="spellEnd"/>
+      <w:r>
+        <w:t xml:space="preserve"> </w:t>
+      </w:r>
+      <w:proofErr w:type="spellStart"/>
+      <w:r>
+        <w:t>noua</w:t>
+      </w:r>
+      <w:proofErr w:type="spellEnd"/>
+      <w:r>
+        <w:t xml:space="preserve"> </w:t>
+      </w:r>
+      <w:proofErr w:type="spellStart"/>
+      <w:r>
+        <w:t>pentru</w:t>
+      </w:r>
+      <w:proofErr w:type="spellEnd"/>
+      <w:r>
+        <w:t xml:space="preserve"> a </w:t>
+      </w:r>
+      <w:proofErr w:type="spellStart"/>
+      <w:r>
+        <w:t>permite</w:t>
+      </w:r>
+      <w:proofErr w:type="spellEnd"/>
+      <w:r>
+        <w:t xml:space="preserve"> </w:t>
+      </w:r>
+      <w:proofErr w:type="spellStart"/>
+      <w:r>
+        <w:t>sistemului</w:t>
+      </w:r>
+      <w:proofErr w:type="spellEnd"/>
+      <w:r>
+        <w:t xml:space="preserve"> </w:t>
+      </w:r>
+      <w:proofErr w:type="spellStart"/>
+      <w:r>
+        <w:t>calcularea</w:t>
+      </w:r>
+      <w:proofErr w:type="spellEnd"/>
+      <w:r>
+        <w:t xml:space="preserve"> </w:t>
+      </w:r>
+      <w:proofErr w:type="spellStart"/>
+      <w:r>
+        <w:t>rutei</w:t>
+      </w:r>
+      <w:proofErr w:type="spellEnd"/>
+      <w:r>
+        <w:t>.</w:t>
       </w:r>
     </w:p>
     <w:p>
       <w:pPr>
         <w:ind w:left="720"/>
       </w:pPr>
-      <w:r>
-        <w:rPr>
-          <w:b/>
-          <w:bCs/>
-        </w:rPr>
-        <w:t>Rezultate asteptate:</w:t>
-      </w:r>
-      <w:r>
-        <w:t xml:space="preserve"> Sistemul valideaza formatul adresei folosind Google Maps API accepta introducerea daca este valida si afiseaza o eroare specifica daca adresa nu este gasita.</w:t>
+      <w:proofErr w:type="spellStart"/>
+      <w:r>
+        <w:rPr>
+          <w:b/>
+          <w:bCs/>
+        </w:rPr>
+        <w:t>Rezultate</w:t>
+      </w:r>
+      <w:proofErr w:type="spellEnd"/>
+      <w:r>
+        <w:rPr>
+          <w:b/>
+          <w:bCs/>
+        </w:rPr>
+        <w:t xml:space="preserve"> </w:t>
+      </w:r>
+      <w:proofErr w:type="spellStart"/>
+      <w:r>
+        <w:rPr>
+          <w:b/>
+          <w:bCs/>
+        </w:rPr>
+        <w:t>asteptate</w:t>
+      </w:r>
+      <w:proofErr w:type="spellEnd"/>
+      <w:r>
+        <w:rPr>
+          <w:b/>
+          <w:bCs/>
+        </w:rPr>
+        <w:t>:</w:t>
+      </w:r>
+      <w:r>
+        <w:t xml:space="preserve"> </w:t>
+      </w:r>
+      <w:proofErr w:type="spellStart"/>
+      <w:r>
+        <w:t>Sistemul</w:t>
+      </w:r>
+      <w:proofErr w:type="spellEnd"/>
+      <w:r>
+        <w:t xml:space="preserve"> </w:t>
+      </w:r>
+      <w:proofErr w:type="spellStart"/>
+      <w:r>
+        <w:t>valideaza</w:t>
+      </w:r>
+      <w:proofErr w:type="spellEnd"/>
+      <w:r>
+        <w:t xml:space="preserve"> </w:t>
+      </w:r>
+      <w:proofErr w:type="spellStart"/>
+      <w:r>
+        <w:t>formatul</w:t>
+      </w:r>
+      <w:proofErr w:type="spellEnd"/>
+      <w:r>
+        <w:t xml:space="preserve"> </w:t>
+      </w:r>
+      <w:proofErr w:type="spellStart"/>
+      <w:r>
+        <w:t>adresei</w:t>
+      </w:r>
+      <w:proofErr w:type="spellEnd"/>
+      <w:r>
+        <w:t xml:space="preserve"> </w:t>
+      </w:r>
+      <w:proofErr w:type="spellStart"/>
+      <w:r>
+        <w:t>folosind</w:t>
+      </w:r>
+      <w:proofErr w:type="spellEnd"/>
+      <w:r>
+        <w:t xml:space="preserve"> Google Maps API </w:t>
+      </w:r>
+      <w:proofErr w:type="spellStart"/>
+      <w:r>
+        <w:t>accepta</w:t>
+      </w:r>
+      <w:proofErr w:type="spellEnd"/>
+      <w:r>
+        <w:t xml:space="preserve"> </w:t>
+      </w:r>
+      <w:proofErr w:type="spellStart"/>
+      <w:r>
+        <w:t>introducerea</w:t>
+      </w:r>
+      <w:proofErr w:type="spellEnd"/>
+      <w:r>
+        <w:t xml:space="preserve"> </w:t>
+      </w:r>
+      <w:proofErr w:type="spellStart"/>
+      <w:r>
+        <w:t>daca</w:t>
+      </w:r>
+      <w:proofErr w:type="spellEnd"/>
+      <w:r>
+        <w:t xml:space="preserve"> </w:t>
+      </w:r>
+      <w:proofErr w:type="spellStart"/>
+      <w:r>
+        <w:t>este</w:t>
+      </w:r>
+      <w:proofErr w:type="spellEnd"/>
+      <w:r>
+        <w:t xml:space="preserve"> </w:t>
+      </w:r>
+      <w:proofErr w:type="spellStart"/>
+      <w:r>
+        <w:t>valida</w:t>
+      </w:r>
+      <w:proofErr w:type="spellEnd"/>
+      <w:r>
+        <w:t xml:space="preserve"> </w:t>
+      </w:r>
+      <w:proofErr w:type="spellStart"/>
+      <w:r>
+        <w:t>si</w:t>
+      </w:r>
+      <w:proofErr w:type="spellEnd"/>
+      <w:r>
+        <w:t xml:space="preserve"> </w:t>
+      </w:r>
+      <w:proofErr w:type="spellStart"/>
+      <w:r>
+        <w:t>afiseaza</w:t>
+      </w:r>
+      <w:proofErr w:type="spellEnd"/>
+      <w:r>
+        <w:t xml:space="preserve"> o </w:t>
+      </w:r>
+      <w:proofErr w:type="spellStart"/>
+      <w:r>
+        <w:t>eroare</w:t>
+      </w:r>
+      <w:proofErr w:type="spellEnd"/>
+      <w:r>
+        <w:t xml:space="preserve"> </w:t>
+      </w:r>
+      <w:proofErr w:type="spellStart"/>
+      <w:r>
+        <w:t>specifica</w:t>
+      </w:r>
+      <w:proofErr w:type="spellEnd"/>
+      <w:r>
+        <w:t xml:space="preserve"> </w:t>
+      </w:r>
+      <w:proofErr w:type="spellStart"/>
+      <w:r>
+        <w:t>daca</w:t>
+      </w:r>
+      <w:proofErr w:type="spellEnd"/>
+      <w:r>
+        <w:t xml:space="preserve"> </w:t>
+      </w:r>
+      <w:proofErr w:type="spellStart"/>
+      <w:r>
+        <w:t>adresa</w:t>
+      </w:r>
+      <w:proofErr w:type="spellEnd"/>
+      <w:r>
+        <w:t xml:space="preserve"> nu </w:t>
+      </w:r>
+      <w:proofErr w:type="spellStart"/>
+      <w:r>
+        <w:t>este</w:t>
+      </w:r>
+      <w:proofErr w:type="spellEnd"/>
+      <w:r>
+        <w:t xml:space="preserve"> </w:t>
+      </w:r>
+      <w:proofErr w:type="spellStart"/>
+      <w:r>
+        <w:t>gasita</w:t>
+      </w:r>
+      <w:proofErr w:type="spellEnd"/>
+      <w:r>
+        <w:t>.</w:t>
       </w:r>
     </w:p>
     <w:p>
@@ -444,7 +1516,71 @@
           <w:b/>
           <w:bCs/>
         </w:rPr>
-        <w:t xml:space="preserve"> generare alerta la raportarea unui incident</w:t>
+        <w:t xml:space="preserve"> </w:t>
+      </w:r>
+      <w:proofErr w:type="spellStart"/>
+      <w:r>
+        <w:rPr>
+          <w:b/>
+          <w:bCs/>
+        </w:rPr>
+        <w:t>generare</w:t>
+      </w:r>
+      <w:proofErr w:type="spellEnd"/>
+      <w:r>
+        <w:rPr>
+          <w:b/>
+          <w:bCs/>
+        </w:rPr>
+        <w:t xml:space="preserve"> </w:t>
+      </w:r>
+      <w:proofErr w:type="spellStart"/>
+      <w:r>
+        <w:rPr>
+          <w:b/>
+          <w:bCs/>
+        </w:rPr>
+        <w:t>alerta</w:t>
+      </w:r>
+      <w:proofErr w:type="spellEnd"/>
+      <w:r>
+        <w:rPr>
+          <w:b/>
+          <w:bCs/>
+        </w:rPr>
+        <w:t xml:space="preserve"> la </w:t>
+      </w:r>
+      <w:proofErr w:type="spellStart"/>
+      <w:r>
+        <w:rPr>
+          <w:b/>
+          <w:bCs/>
+        </w:rPr>
+        <w:t>raportarea</w:t>
+      </w:r>
+      <w:proofErr w:type="spellEnd"/>
+      <w:r>
+        <w:rPr>
+          <w:b/>
+          <w:bCs/>
+        </w:rPr>
+        <w:t xml:space="preserve"> </w:t>
+      </w:r>
+      <w:proofErr w:type="spellStart"/>
+      <w:r>
+        <w:rPr>
+          <w:b/>
+          <w:bCs/>
+        </w:rPr>
+        <w:t>unui</w:t>
+      </w:r>
+      <w:proofErr w:type="spellEnd"/>
+      <w:r>
+        <w:rPr>
+          <w:b/>
+          <w:bCs/>
+        </w:rPr>
+        <w:t xml:space="preserve"> incident</w:t>
       </w:r>
     </w:p>
     <w:p>
@@ -474,19 +1610,57 @@
         <w:t>Scop:</w:t>
       </w:r>
       <w:r>
-        <w:t xml:space="preserve"> simulare incident si generare alerta</w:t>
-      </w:r>
+        <w:t xml:space="preserve"> </w:t>
+      </w:r>
+      <w:proofErr w:type="spellStart"/>
+      <w:r>
+        <w:t>simulare</w:t>
+      </w:r>
+      <w:proofErr w:type="spellEnd"/>
+      <w:r>
+        <w:t xml:space="preserve"> incident </w:t>
+      </w:r>
+      <w:proofErr w:type="spellStart"/>
+      <w:r>
+        <w:t>si</w:t>
+      </w:r>
+      <w:proofErr w:type="spellEnd"/>
+      <w:r>
+        <w:t xml:space="preserve"> </w:t>
+      </w:r>
+      <w:proofErr w:type="spellStart"/>
+      <w:r>
+        <w:t>generare</w:t>
+      </w:r>
+      <w:proofErr w:type="spellEnd"/>
+      <w:r>
+        <w:t xml:space="preserve"> </w:t>
+      </w:r>
+      <w:proofErr w:type="spellStart"/>
+      <w:r>
+        <w:t>alerta</w:t>
+      </w:r>
+      <w:proofErr w:type="spellEnd"/>
     </w:p>
     <w:p>
       <w:pPr>
         <w:ind w:left="720"/>
       </w:pPr>
-      <w:r>
-        <w:rPr>
-          <w:b/>
-          <w:bCs/>
-        </w:rPr>
-        <w:t>Cerinta:</w:t>
+      <w:proofErr w:type="spellStart"/>
+      <w:r>
+        <w:rPr>
+          <w:b/>
+          <w:bCs/>
+        </w:rPr>
+        <w:t>Cerinta</w:t>
+      </w:r>
+      <w:proofErr w:type="spellEnd"/>
+      <w:r>
+        <w:rPr>
+          <w:b/>
+          <w:bCs/>
+        </w:rPr>
+        <w:t>:</w:t>
       </w:r>
       <w:r>
         <w:t xml:space="preserve"> REQ-4.2</w:t>
@@ -496,51 +1670,294 @@
       <w:pPr>
         <w:ind w:left="720"/>
       </w:pPr>
-      <w:r>
-        <w:rPr>
-          <w:b/>
-          <w:bCs/>
-        </w:rPr>
-        <w:t>Descriere:</w:t>
-      </w:r>
-      <w:r>
-        <w:t xml:space="preserve"> Curierul raporteaza un incident pe traseu. Se verifica</w:t>
-      </w:r>
+      <w:proofErr w:type="spellStart"/>
+      <w:r>
+        <w:rPr>
+          <w:b/>
+          <w:bCs/>
+        </w:rPr>
+        <w:t>Descriere</w:t>
+      </w:r>
+      <w:proofErr w:type="spellEnd"/>
+      <w:r>
+        <w:rPr>
+          <w:b/>
+          <w:bCs/>
+        </w:rPr>
+        <w:t>:</w:t>
+      </w:r>
+      <w:r>
+        <w:t xml:space="preserve"> </w:t>
+      </w:r>
+      <w:proofErr w:type="spellStart"/>
+      <w:r>
+        <w:t>Curierul</w:t>
+      </w:r>
+      <w:proofErr w:type="spellEnd"/>
+      <w:r>
+        <w:t xml:space="preserve"> </w:t>
+      </w:r>
+      <w:proofErr w:type="spellStart"/>
+      <w:r>
+        <w:t>raporteaza</w:t>
+      </w:r>
+      <w:proofErr w:type="spellEnd"/>
+      <w:r>
+        <w:t xml:space="preserve"> un incident pe </w:t>
+      </w:r>
+      <w:proofErr w:type="spellStart"/>
+      <w:r>
+        <w:t>traseu</w:t>
+      </w:r>
+      <w:proofErr w:type="spellEnd"/>
+      <w:r>
+        <w:t xml:space="preserve">. Se </w:t>
+      </w:r>
+      <w:proofErr w:type="spellStart"/>
+      <w:r>
+        <w:t>verifica</w:t>
+      </w:r>
+      <w:proofErr w:type="spellEnd"/>
       <w:r>
         <w:t xml:space="preserve"> dashboard ul </w:t>
       </w:r>
-      <w:r>
-        <w:t xml:space="preserve">pentru </w:t>
-      </w:r>
+      <w:proofErr w:type="spellStart"/>
+      <w:r>
+        <w:t>pentru</w:t>
+      </w:r>
+      <w:proofErr w:type="spellEnd"/>
+      <w:r>
+        <w:t xml:space="preserve"> </w:t>
+      </w:r>
+      <w:proofErr w:type="spellStart"/>
       <w:r>
         <w:t>primirea</w:t>
       </w:r>
-      <w:r>
-        <w:t xml:space="preserve"> notificari</w:t>
+      <w:proofErr w:type="spellEnd"/>
+      <w:r>
+        <w:t xml:space="preserve"> </w:t>
+      </w:r>
+      <w:proofErr w:type="spellStart"/>
+      <w:r>
+        <w:t>notificari</w:t>
       </w:r>
       <w:r>
         <w:t>i</w:t>
       </w:r>
-      <w:r>
-        <w:t xml:space="preserve"> si </w:t>
-      </w:r>
-      <w:r>
-        <w:t>se trimit instructiuni pentru rezolvarea incidentului.</w:t>
+      <w:proofErr w:type="spellEnd"/>
+      <w:r>
+        <w:t xml:space="preserve"> </w:t>
+      </w:r>
+      <w:proofErr w:type="spellStart"/>
+      <w:r>
+        <w:t>si</w:t>
+      </w:r>
+      <w:proofErr w:type="spellEnd"/>
+      <w:r>
+        <w:t xml:space="preserve"> </w:t>
+      </w:r>
+      <w:r>
+        <w:t xml:space="preserve">se </w:t>
+      </w:r>
+      <w:proofErr w:type="spellStart"/>
+      <w:r>
+        <w:t>trimit</w:t>
+      </w:r>
+      <w:proofErr w:type="spellEnd"/>
+      <w:r>
+        <w:t xml:space="preserve"> </w:t>
+      </w:r>
+      <w:proofErr w:type="spellStart"/>
+      <w:r>
+        <w:t>instructiuni</w:t>
+      </w:r>
+      <w:proofErr w:type="spellEnd"/>
+      <w:r>
+        <w:t xml:space="preserve"> </w:t>
+      </w:r>
+      <w:proofErr w:type="spellStart"/>
+      <w:r>
+        <w:t>pentru</w:t>
+      </w:r>
+      <w:proofErr w:type="spellEnd"/>
+      <w:r>
+        <w:t xml:space="preserve"> </w:t>
+      </w:r>
+      <w:proofErr w:type="spellStart"/>
+      <w:r>
+        <w:t>rezolvarea</w:t>
+      </w:r>
+      <w:proofErr w:type="spellEnd"/>
+      <w:r>
+        <w:t xml:space="preserve"> </w:t>
+      </w:r>
+      <w:proofErr w:type="spellStart"/>
+      <w:r>
+        <w:t>incidentului</w:t>
+      </w:r>
+      <w:proofErr w:type="spellEnd"/>
+      <w:r>
+        <w:t>.</w:t>
       </w:r>
     </w:p>
     <w:p>
       <w:pPr>
         <w:ind w:left="720"/>
       </w:pPr>
-      <w:r>
-        <w:rPr>
-          <w:b/>
-          <w:bCs/>
-        </w:rPr>
-        <w:t>Rezultate asteptate:</w:t>
-      </w:r>
-      <w:r>
-        <w:t xml:space="preserve"> Dispecerul primeste instantaneu o alerta de tip pop-up, iar sistemul ii permite sa trimita cu succes un mesaj cu instructiuni direct catre curierul vizat.</w:t>
+      <w:proofErr w:type="spellStart"/>
+      <w:r>
+        <w:rPr>
+          <w:b/>
+          <w:bCs/>
+        </w:rPr>
+        <w:t>Rezultate</w:t>
+      </w:r>
+      <w:proofErr w:type="spellEnd"/>
+      <w:r>
+        <w:rPr>
+          <w:b/>
+          <w:bCs/>
+        </w:rPr>
+        <w:t xml:space="preserve"> </w:t>
+      </w:r>
+      <w:proofErr w:type="spellStart"/>
+      <w:r>
+        <w:rPr>
+          <w:b/>
+          <w:bCs/>
+        </w:rPr>
+        <w:t>asteptate</w:t>
+      </w:r>
+      <w:proofErr w:type="spellEnd"/>
+      <w:r>
+        <w:rPr>
+          <w:b/>
+          <w:bCs/>
+        </w:rPr>
+        <w:t>:</w:t>
+      </w:r>
+      <w:r>
+        <w:t xml:space="preserve"> </w:t>
+      </w:r>
+      <w:proofErr w:type="spellStart"/>
+      <w:r>
+        <w:t>Dispecerul</w:t>
+      </w:r>
+      <w:proofErr w:type="spellEnd"/>
+      <w:r>
+        <w:t xml:space="preserve"> </w:t>
+      </w:r>
+      <w:proofErr w:type="spellStart"/>
+      <w:r>
+        <w:t>primeste</w:t>
+      </w:r>
+      <w:proofErr w:type="spellEnd"/>
+      <w:r>
+        <w:t xml:space="preserve"> </w:t>
+      </w:r>
+      <w:proofErr w:type="spellStart"/>
+      <w:r>
+        <w:t>instantaneu</w:t>
+      </w:r>
+      <w:proofErr w:type="spellEnd"/>
+      <w:r>
+        <w:t xml:space="preserve"> o </w:t>
+      </w:r>
+      <w:proofErr w:type="spellStart"/>
+      <w:r>
+        <w:t>alerta</w:t>
+      </w:r>
+      <w:proofErr w:type="spellEnd"/>
+      <w:r>
+        <w:t xml:space="preserve"> de tip pop-up, </w:t>
+      </w:r>
+      <w:proofErr w:type="spellStart"/>
+      <w:r>
+        <w:t>iar</w:t>
+      </w:r>
+      <w:proofErr w:type="spellEnd"/>
+      <w:r>
+        <w:t xml:space="preserve"> </w:t>
+      </w:r>
+      <w:proofErr w:type="spellStart"/>
+      <w:r>
+        <w:t>sistemul</w:t>
+      </w:r>
+      <w:proofErr w:type="spellEnd"/>
+      <w:r>
+        <w:t xml:space="preserve"> ii </w:t>
+      </w:r>
+      <w:proofErr w:type="spellStart"/>
+      <w:r>
+        <w:t>permite</w:t>
+      </w:r>
+      <w:proofErr w:type="spellEnd"/>
+      <w:r>
+        <w:t xml:space="preserve"> </w:t>
+      </w:r>
+      <w:proofErr w:type="spellStart"/>
+      <w:r>
+        <w:t>sa</w:t>
+      </w:r>
+      <w:proofErr w:type="spellEnd"/>
+      <w:r>
+        <w:t xml:space="preserve"> </w:t>
+      </w:r>
+      <w:proofErr w:type="spellStart"/>
+      <w:r>
+        <w:t>trimita</w:t>
+      </w:r>
+      <w:proofErr w:type="spellEnd"/>
+      <w:r>
+        <w:t xml:space="preserve"> cu </w:t>
+      </w:r>
+      <w:proofErr w:type="spellStart"/>
+      <w:r>
+        <w:t>succes</w:t>
+      </w:r>
+      <w:proofErr w:type="spellEnd"/>
+      <w:r>
+        <w:t xml:space="preserve"> un </w:t>
+      </w:r>
+      <w:proofErr w:type="spellStart"/>
+      <w:r>
+        <w:t>mesaj</w:t>
+      </w:r>
+      <w:proofErr w:type="spellEnd"/>
+      <w:r>
+        <w:t xml:space="preserve"> cu </w:t>
+      </w:r>
+      <w:proofErr w:type="spellStart"/>
+      <w:r>
+        <w:t>instructiuni</w:t>
+      </w:r>
+      <w:proofErr w:type="spellEnd"/>
+      <w:r>
+        <w:t xml:space="preserve"> direct </w:t>
+      </w:r>
+      <w:proofErr w:type="spellStart"/>
+      <w:r>
+        <w:t>catre</w:t>
+      </w:r>
+      <w:proofErr w:type="spellEnd"/>
+      <w:r>
+        <w:t xml:space="preserve"> </w:t>
+      </w:r>
+      <w:proofErr w:type="spellStart"/>
+      <w:r>
+        <w:t>curierul</w:t>
+      </w:r>
+      <w:proofErr w:type="spellEnd"/>
+      <w:r>
+        <w:t xml:space="preserve"> </w:t>
+      </w:r>
+      <w:proofErr w:type="spellStart"/>
+      <w:r>
+        <w:t>vizat</w:t>
+      </w:r>
+      <w:proofErr w:type="spellEnd"/>
+      <w:r>
+        <w:t>.</w:t>
       </w:r>
     </w:p>
     <w:p>
@@ -558,13 +1975,79 @@
         </w:rPr>
         <w:t xml:space="preserve">: </w:t>
       </w:r>
-      <w:r>
-        <w:rPr>
-          <w:b/>
-          <w:bCs/>
-        </w:rPr>
-        <w:t>afisare rute optimizate pentru curier</w:t>
-      </w:r>
+      <w:proofErr w:type="spellStart"/>
+      <w:r>
+        <w:rPr>
+          <w:b/>
+          <w:bCs/>
+        </w:rPr>
+        <w:t>afisare</w:t>
+      </w:r>
+      <w:proofErr w:type="spellEnd"/>
+      <w:r>
+        <w:rPr>
+          <w:b/>
+          <w:bCs/>
+        </w:rPr>
+        <w:t xml:space="preserve"> </w:t>
+      </w:r>
+      <w:proofErr w:type="spellStart"/>
+      <w:r>
+        <w:rPr>
+          <w:b/>
+          <w:bCs/>
+        </w:rPr>
+        <w:t>rute</w:t>
+      </w:r>
+      <w:proofErr w:type="spellEnd"/>
+      <w:r>
+        <w:rPr>
+          <w:b/>
+          <w:bCs/>
+        </w:rPr>
+        <w:t xml:space="preserve"> </w:t>
+      </w:r>
+      <w:proofErr w:type="spellStart"/>
+      <w:r>
+        <w:rPr>
+          <w:b/>
+          <w:bCs/>
+        </w:rPr>
+        <w:t>optimizate</w:t>
+      </w:r>
+      <w:proofErr w:type="spellEnd"/>
+      <w:r>
+        <w:rPr>
+          <w:b/>
+          <w:bCs/>
+        </w:rPr>
+        <w:t xml:space="preserve"> </w:t>
+      </w:r>
+      <w:proofErr w:type="spellStart"/>
+      <w:r>
+        <w:rPr>
+          <w:b/>
+          <w:bCs/>
+        </w:rPr>
+        <w:t>pentru</w:t>
+      </w:r>
+      <w:proofErr w:type="spellEnd"/>
+      <w:r>
+        <w:rPr>
+          <w:b/>
+          <w:bCs/>
+        </w:rPr>
+        <w:t xml:space="preserve"> </w:t>
+      </w:r>
+      <w:proofErr w:type="spellStart"/>
+      <w:r>
+        <w:rPr>
+          <w:b/>
+          <w:bCs/>
+        </w:rPr>
+        <w:t>curier</w:t>
+      </w:r>
+      <w:proofErr w:type="spellEnd"/>
     </w:p>
     <w:p>
       <w:pPr>
@@ -593,19 +2076,57 @@
         <w:t>Scop:</w:t>
       </w:r>
       <w:r>
-        <w:t xml:space="preserve"> verificare afisare rute alocate</w:t>
-      </w:r>
+        <w:t xml:space="preserve"> </w:t>
+      </w:r>
+      <w:proofErr w:type="spellStart"/>
+      <w:r>
+        <w:t>verificare</w:t>
+      </w:r>
+      <w:proofErr w:type="spellEnd"/>
+      <w:r>
+        <w:t xml:space="preserve"> </w:t>
+      </w:r>
+      <w:proofErr w:type="spellStart"/>
+      <w:r>
+        <w:t>afisare</w:t>
+      </w:r>
+      <w:proofErr w:type="spellEnd"/>
+      <w:r>
+        <w:t xml:space="preserve"> </w:t>
+      </w:r>
+      <w:proofErr w:type="spellStart"/>
+      <w:r>
+        <w:t>rute</w:t>
+      </w:r>
+      <w:proofErr w:type="spellEnd"/>
+      <w:r>
+        <w:t xml:space="preserve"> </w:t>
+      </w:r>
+      <w:proofErr w:type="spellStart"/>
+      <w:r>
+        <w:t>alocate</w:t>
+      </w:r>
+      <w:proofErr w:type="spellEnd"/>
     </w:p>
     <w:p>
       <w:pPr>
         <w:ind w:left="720"/>
       </w:pPr>
-      <w:r>
-        <w:rPr>
-          <w:b/>
-          <w:bCs/>
-        </w:rPr>
-        <w:t>Cerinta:</w:t>
+      <w:proofErr w:type="spellStart"/>
+      <w:r>
+        <w:rPr>
+          <w:b/>
+          <w:bCs/>
+        </w:rPr>
+        <w:t>Cerinta</w:t>
+      </w:r>
+      <w:proofErr w:type="spellEnd"/>
+      <w:r>
+        <w:rPr>
+          <w:b/>
+          <w:bCs/>
+        </w:rPr>
+        <w:t>:</w:t>
       </w:r>
       <w:r>
         <w:t xml:space="preserve"> REQ-5.1</w:t>
@@ -615,30 +2136,264 @@
       <w:pPr>
         <w:ind w:left="720"/>
       </w:pPr>
-      <w:r>
-        <w:rPr>
-          <w:b/>
-          <w:bCs/>
-        </w:rPr>
-        <w:t>Descriere:</w:t>
-      </w:r>
-      <w:r>
-        <w:t xml:space="preserve"> Utilizatorul cu rol de Curier se autentifica cu succes in aplicatia mobila si acceseaza ecranul "Ruta Curenta".</w:t>
+      <w:proofErr w:type="spellStart"/>
+      <w:r>
+        <w:rPr>
+          <w:b/>
+          <w:bCs/>
+        </w:rPr>
+        <w:t>Descriere</w:t>
+      </w:r>
+      <w:proofErr w:type="spellEnd"/>
+      <w:r>
+        <w:rPr>
+          <w:b/>
+          <w:bCs/>
+        </w:rPr>
+        <w:t>:</w:t>
+      </w:r>
+      <w:r>
+        <w:t xml:space="preserve"> </w:t>
+      </w:r>
+      <w:proofErr w:type="spellStart"/>
+      <w:r>
+        <w:t>Utilizatorul</w:t>
+      </w:r>
+      <w:proofErr w:type="spellEnd"/>
+      <w:r>
+        <w:t xml:space="preserve"> cu </w:t>
+      </w:r>
+      <w:proofErr w:type="spellStart"/>
+      <w:r>
+        <w:t>rol</w:t>
+      </w:r>
+      <w:proofErr w:type="spellEnd"/>
+      <w:r>
+        <w:t xml:space="preserve"> de </w:t>
+      </w:r>
+      <w:proofErr w:type="spellStart"/>
+      <w:r>
+        <w:t>Curier</w:t>
+      </w:r>
+      <w:proofErr w:type="spellEnd"/>
+      <w:r>
+        <w:t xml:space="preserve"> se </w:t>
+      </w:r>
+      <w:proofErr w:type="spellStart"/>
+      <w:r>
+        <w:t>autentifica</w:t>
+      </w:r>
+      <w:proofErr w:type="spellEnd"/>
+      <w:r>
+        <w:t xml:space="preserve"> cu </w:t>
+      </w:r>
+      <w:proofErr w:type="spellStart"/>
+      <w:r>
+        <w:t>succes</w:t>
+      </w:r>
+      <w:proofErr w:type="spellEnd"/>
+      <w:r>
+        <w:t xml:space="preserve"> in </w:t>
+      </w:r>
+      <w:proofErr w:type="spellStart"/>
+      <w:r>
+        <w:t>aplicatia</w:t>
+      </w:r>
+      <w:proofErr w:type="spellEnd"/>
+      <w:r>
+        <w:t xml:space="preserve"> </w:t>
+      </w:r>
+      <w:proofErr w:type="spellStart"/>
+      <w:r>
+        <w:t>mobila</w:t>
+      </w:r>
+      <w:proofErr w:type="spellEnd"/>
+      <w:r>
+        <w:t xml:space="preserve"> </w:t>
+      </w:r>
+      <w:proofErr w:type="spellStart"/>
+      <w:r>
+        <w:t>si</w:t>
+      </w:r>
+      <w:proofErr w:type="spellEnd"/>
+      <w:r>
+        <w:t xml:space="preserve"> </w:t>
+      </w:r>
+      <w:proofErr w:type="spellStart"/>
+      <w:r>
+        <w:t>acceseaza</w:t>
+      </w:r>
+      <w:proofErr w:type="spellEnd"/>
+      <w:r>
+        <w:t xml:space="preserve"> </w:t>
+      </w:r>
+      <w:proofErr w:type="spellStart"/>
+      <w:r>
+        <w:t>ecranul</w:t>
+      </w:r>
+      <w:proofErr w:type="spellEnd"/>
+      <w:r>
+        <w:t xml:space="preserve"> "Ruta </w:t>
+      </w:r>
+      <w:proofErr w:type="spellStart"/>
+      <w:r>
+        <w:t>Curenta</w:t>
+      </w:r>
+      <w:proofErr w:type="spellEnd"/>
+      <w:r>
+        <w:t>".</w:t>
       </w:r>
     </w:p>
     <w:p>
       <w:pPr>
         <w:ind w:left="720"/>
       </w:pPr>
-      <w:r>
-        <w:rPr>
-          <w:b/>
-          <w:bCs/>
-        </w:rPr>
-        <w:t>Rezultate asteptate:</w:t>
-      </w:r>
-      <w:r>
-        <w:t xml:space="preserve"> Sistemul face un apel catre API-ul de rutare si afiseaza pe harta doar rutele calculate si alocate strict pentru acel curier.</w:t>
+      <w:proofErr w:type="spellStart"/>
+      <w:r>
+        <w:rPr>
+          <w:b/>
+          <w:bCs/>
+        </w:rPr>
+        <w:t>Rezultate</w:t>
+      </w:r>
+      <w:proofErr w:type="spellEnd"/>
+      <w:r>
+        <w:rPr>
+          <w:b/>
+          <w:bCs/>
+        </w:rPr>
+        <w:t xml:space="preserve"> </w:t>
+      </w:r>
+      <w:proofErr w:type="spellStart"/>
+      <w:r>
+        <w:rPr>
+          <w:b/>
+          <w:bCs/>
+        </w:rPr>
+        <w:t>asteptate</w:t>
+      </w:r>
+      <w:proofErr w:type="spellEnd"/>
+      <w:r>
+        <w:rPr>
+          <w:b/>
+          <w:bCs/>
+        </w:rPr>
+        <w:t>:</w:t>
+      </w:r>
+      <w:r>
+        <w:t xml:space="preserve"> </w:t>
+      </w:r>
+      <w:proofErr w:type="spellStart"/>
+      <w:r>
+        <w:t>Sistemul</w:t>
+      </w:r>
+      <w:proofErr w:type="spellEnd"/>
+      <w:r>
+        <w:t xml:space="preserve"> face un </w:t>
+      </w:r>
+      <w:proofErr w:type="spellStart"/>
+      <w:r>
+        <w:t>apel</w:t>
+      </w:r>
+      <w:proofErr w:type="spellEnd"/>
+      <w:r>
+        <w:t xml:space="preserve"> </w:t>
+      </w:r>
+      <w:proofErr w:type="spellStart"/>
+      <w:r>
+        <w:t>catre</w:t>
+      </w:r>
+      <w:proofErr w:type="spellEnd"/>
+      <w:r>
+        <w:t xml:space="preserve"> API-ul de </w:t>
+      </w:r>
+      <w:proofErr w:type="spellStart"/>
+      <w:r>
+        <w:t>rutare</w:t>
+      </w:r>
+      <w:proofErr w:type="spellEnd"/>
+      <w:r>
+        <w:t xml:space="preserve"> </w:t>
+      </w:r>
+      <w:proofErr w:type="spellStart"/>
+      <w:r>
+        <w:t>si</w:t>
+      </w:r>
+      <w:proofErr w:type="spellEnd"/>
+      <w:r>
+        <w:t xml:space="preserve"> </w:t>
+      </w:r>
+      <w:proofErr w:type="spellStart"/>
+      <w:r>
+        <w:t>afiseaza</w:t>
+      </w:r>
+      <w:proofErr w:type="spellEnd"/>
+      <w:r>
+        <w:t xml:space="preserve"> pe </w:t>
+      </w:r>
+      <w:proofErr w:type="spellStart"/>
+      <w:r>
+        <w:t>harta</w:t>
+      </w:r>
+      <w:proofErr w:type="spellEnd"/>
+      <w:r>
+        <w:t xml:space="preserve"> </w:t>
+      </w:r>
+      <w:proofErr w:type="spellStart"/>
+      <w:r>
+        <w:t>doar</w:t>
+      </w:r>
+      <w:proofErr w:type="spellEnd"/>
+      <w:r>
+        <w:t xml:space="preserve"> </w:t>
+      </w:r>
+      <w:proofErr w:type="spellStart"/>
+      <w:r>
+        <w:t>rutele</w:t>
+      </w:r>
+      <w:proofErr w:type="spellEnd"/>
+      <w:r>
+        <w:t xml:space="preserve"> calculate </w:t>
+      </w:r>
+      <w:proofErr w:type="spellStart"/>
+      <w:r>
+        <w:t>si</w:t>
+      </w:r>
+      <w:proofErr w:type="spellEnd"/>
+      <w:r>
+        <w:t xml:space="preserve"> </w:t>
+      </w:r>
+      <w:proofErr w:type="spellStart"/>
+      <w:r>
+        <w:t>alocate</w:t>
+      </w:r>
+      <w:proofErr w:type="spellEnd"/>
+      <w:r>
+        <w:t xml:space="preserve"> strict </w:t>
+      </w:r>
+      <w:proofErr w:type="spellStart"/>
+      <w:r>
+        <w:t>pentru</w:t>
+      </w:r>
+      <w:proofErr w:type="spellEnd"/>
+      <w:r>
+        <w:t xml:space="preserve"> </w:t>
+      </w:r>
+      <w:proofErr w:type="spellStart"/>
+      <w:r>
+        <w:t>acel</w:t>
+      </w:r>
+      <w:proofErr w:type="spellEnd"/>
+      <w:r>
+        <w:t xml:space="preserve"> </w:t>
+      </w:r>
+      <w:proofErr w:type="spellStart"/>
+      <w:r>
+        <w:t>curier</w:t>
+      </w:r>
+      <w:proofErr w:type="spellEnd"/>
+      <w:r>
+        <w:t>.</w:t>
       </w:r>
     </w:p>
     <w:p>
@@ -661,7 +2416,71 @@
           <w:b/>
           <w:bCs/>
         </w:rPr>
-        <w:t xml:space="preserve"> confirmare primire colet de catre client</w:t>
+        <w:t xml:space="preserve"> </w:t>
+      </w:r>
+      <w:proofErr w:type="spellStart"/>
+      <w:r>
+        <w:rPr>
+          <w:b/>
+          <w:bCs/>
+        </w:rPr>
+        <w:t>confirmare</w:t>
+      </w:r>
+      <w:proofErr w:type="spellEnd"/>
+      <w:r>
+        <w:rPr>
+          <w:b/>
+          <w:bCs/>
+        </w:rPr>
+        <w:t xml:space="preserve"> </w:t>
+      </w:r>
+      <w:proofErr w:type="spellStart"/>
+      <w:r>
+        <w:rPr>
+          <w:b/>
+          <w:bCs/>
+        </w:rPr>
+        <w:t>primire</w:t>
+      </w:r>
+      <w:proofErr w:type="spellEnd"/>
+      <w:r>
+        <w:rPr>
+          <w:b/>
+          <w:bCs/>
+        </w:rPr>
+        <w:t xml:space="preserve"> </w:t>
+      </w:r>
+      <w:proofErr w:type="spellStart"/>
+      <w:r>
+        <w:rPr>
+          <w:b/>
+          <w:bCs/>
+        </w:rPr>
+        <w:t>colet</w:t>
+      </w:r>
+      <w:proofErr w:type="spellEnd"/>
+      <w:r>
+        <w:rPr>
+          <w:b/>
+          <w:bCs/>
+        </w:rPr>
+        <w:t xml:space="preserve"> de </w:t>
+      </w:r>
+      <w:proofErr w:type="spellStart"/>
+      <w:r>
+        <w:rPr>
+          <w:b/>
+          <w:bCs/>
+        </w:rPr>
+        <w:t>catre</w:t>
+      </w:r>
+      <w:proofErr w:type="spellEnd"/>
+      <w:r>
+        <w:rPr>
+          <w:b/>
+          <w:bCs/>
+        </w:rPr>
+        <w:t xml:space="preserve"> client</w:t>
       </w:r>
     </w:p>
     <w:p>
@@ -691,19 +2510,65 @@
         <w:t>Scop:</w:t>
       </w:r>
       <w:r>
-        <w:t xml:space="preserve"> verificare declansare actiuni la finalizarea livrarii</w:t>
-      </w:r>
+        <w:t xml:space="preserve"> </w:t>
+      </w:r>
+      <w:proofErr w:type="spellStart"/>
+      <w:r>
+        <w:t>verificare</w:t>
+      </w:r>
+      <w:proofErr w:type="spellEnd"/>
+      <w:r>
+        <w:t xml:space="preserve"> </w:t>
+      </w:r>
+      <w:proofErr w:type="spellStart"/>
+      <w:r>
+        <w:t>declansare</w:t>
+      </w:r>
+      <w:proofErr w:type="spellEnd"/>
+      <w:r>
+        <w:t xml:space="preserve"> </w:t>
+      </w:r>
+      <w:proofErr w:type="spellStart"/>
+      <w:r>
+        <w:t>actiuni</w:t>
+      </w:r>
+      <w:proofErr w:type="spellEnd"/>
+      <w:r>
+        <w:t xml:space="preserve"> la </w:t>
+      </w:r>
+      <w:proofErr w:type="spellStart"/>
+      <w:r>
+        <w:t>finalizarea</w:t>
+      </w:r>
+      <w:proofErr w:type="spellEnd"/>
+      <w:r>
+        <w:t xml:space="preserve"> </w:t>
+      </w:r>
+      <w:proofErr w:type="spellStart"/>
+      <w:r>
+        <w:t>livrarii</w:t>
+      </w:r>
+      <w:proofErr w:type="spellEnd"/>
     </w:p>
     <w:p>
       <w:pPr>
         <w:ind w:left="720"/>
       </w:pPr>
-      <w:r>
-        <w:rPr>
-          <w:b/>
-          <w:bCs/>
-        </w:rPr>
-        <w:t>Cerinta:</w:t>
+      <w:proofErr w:type="spellStart"/>
+      <w:r>
+        <w:rPr>
+          <w:b/>
+          <w:bCs/>
+        </w:rPr>
+        <w:t>Cerinta</w:t>
+      </w:r>
+      <w:proofErr w:type="spellEnd"/>
+      <w:r>
+        <w:rPr>
+          <w:b/>
+          <w:bCs/>
+        </w:rPr>
+        <w:t>:</w:t>
       </w:r>
       <w:r>
         <w:t xml:space="preserve"> REQ-7.1</w:t>
@@ -713,31 +2578,273 @@
       <w:pPr>
         <w:ind w:left="720"/>
       </w:pPr>
-      <w:r>
-        <w:rPr>
-          <w:b/>
-          <w:bCs/>
-        </w:rPr>
-        <w:t>Descriere:</w:t>
-      </w:r>
-      <w:r>
-        <w:t xml:space="preserve"> Clientul semneaza pe ecranul curierului sau confirma primirea printr-un link unic, actiune care este trimisa catre backend.</w:t>
+      <w:proofErr w:type="spellStart"/>
+      <w:r>
+        <w:rPr>
+          <w:b/>
+          <w:bCs/>
+        </w:rPr>
+        <w:t>Descriere</w:t>
+      </w:r>
+      <w:proofErr w:type="spellEnd"/>
+      <w:r>
+        <w:rPr>
+          <w:b/>
+          <w:bCs/>
+        </w:rPr>
+        <w:t>:</w:t>
+      </w:r>
+      <w:r>
+        <w:t xml:space="preserve"> </w:t>
+      </w:r>
+      <w:proofErr w:type="spellStart"/>
+      <w:r>
+        <w:t>Clientul</w:t>
+      </w:r>
+      <w:proofErr w:type="spellEnd"/>
+      <w:r>
+        <w:t xml:space="preserve"> </w:t>
+      </w:r>
+      <w:proofErr w:type="spellStart"/>
+      <w:r>
+        <w:t>semneaza</w:t>
+      </w:r>
+      <w:proofErr w:type="spellEnd"/>
+      <w:r>
+        <w:t xml:space="preserve"> pe </w:t>
+      </w:r>
+      <w:proofErr w:type="spellStart"/>
+      <w:r>
+        <w:t>ecranul</w:t>
+      </w:r>
+      <w:proofErr w:type="spellEnd"/>
+      <w:r>
+        <w:t xml:space="preserve"> </w:t>
+      </w:r>
+      <w:proofErr w:type="spellStart"/>
+      <w:r>
+        <w:t>curierului</w:t>
+      </w:r>
+      <w:proofErr w:type="spellEnd"/>
+      <w:r>
+        <w:t xml:space="preserve"> </w:t>
+      </w:r>
+      <w:proofErr w:type="spellStart"/>
+      <w:r>
+        <w:t>sau</w:t>
+      </w:r>
+      <w:proofErr w:type="spellEnd"/>
+      <w:r>
+        <w:t xml:space="preserve"> </w:t>
+      </w:r>
+      <w:proofErr w:type="spellStart"/>
+      <w:r>
+        <w:t>confirma</w:t>
+      </w:r>
+      <w:proofErr w:type="spellEnd"/>
+      <w:r>
+        <w:t xml:space="preserve"> </w:t>
+      </w:r>
+      <w:proofErr w:type="spellStart"/>
+      <w:r>
+        <w:t>primirea</w:t>
+      </w:r>
+      <w:proofErr w:type="spellEnd"/>
+      <w:r>
+        <w:t xml:space="preserve"> </w:t>
+      </w:r>
+      <w:proofErr w:type="spellStart"/>
+      <w:r>
+        <w:t>printr</w:t>
+      </w:r>
+      <w:proofErr w:type="spellEnd"/>
+      <w:r>
+        <w:t xml:space="preserve">-un link </w:t>
+      </w:r>
+      <w:proofErr w:type="spellStart"/>
+      <w:r>
+        <w:t>unic</w:t>
+      </w:r>
+      <w:proofErr w:type="spellEnd"/>
+      <w:r>
+        <w:t xml:space="preserve">, </w:t>
+      </w:r>
+      <w:proofErr w:type="spellStart"/>
+      <w:r>
+        <w:t>actiune</w:t>
+      </w:r>
+      <w:proofErr w:type="spellEnd"/>
+      <w:r>
+        <w:t xml:space="preserve"> care </w:t>
+      </w:r>
+      <w:proofErr w:type="spellStart"/>
+      <w:r>
+        <w:t>este</w:t>
+      </w:r>
+      <w:proofErr w:type="spellEnd"/>
+      <w:r>
+        <w:t xml:space="preserve"> </w:t>
+      </w:r>
+      <w:proofErr w:type="spellStart"/>
+      <w:r>
+        <w:t>trimisa</w:t>
+      </w:r>
+      <w:proofErr w:type="spellEnd"/>
+      <w:r>
+        <w:t xml:space="preserve"> </w:t>
+      </w:r>
+      <w:proofErr w:type="spellStart"/>
+      <w:r>
+        <w:t>catre</w:t>
+      </w:r>
+      <w:proofErr w:type="spellEnd"/>
+      <w:r>
+        <w:t xml:space="preserve"> backend.</w:t>
       </w:r>
     </w:p>
     <w:p>
       <w:pPr>
         <w:ind w:left="720"/>
       </w:pPr>
+      <w:proofErr w:type="spellStart"/>
       <w:r>
         <w:rPr>
           <w:b/>
           <w:bCs/>
         </w:rPr>
         <w:lastRenderedPageBreak/>
-        <w:t>Rezultate asteptate:</w:t>
-      </w:r>
-      <w:r>
-        <w:t xml:space="preserve"> Actiunea este inregistrata, declansand automat trecerea comenzii in statusul "finalizata" si salvarea permanenta a starii in baza de date.</w:t>
+        <w:t>Rezultate</w:t>
+      </w:r>
+      <w:proofErr w:type="spellEnd"/>
+      <w:r>
+        <w:rPr>
+          <w:b/>
+          <w:bCs/>
+        </w:rPr>
+        <w:t xml:space="preserve"> </w:t>
+      </w:r>
+      <w:proofErr w:type="spellStart"/>
+      <w:r>
+        <w:rPr>
+          <w:b/>
+          <w:bCs/>
+        </w:rPr>
+        <w:t>asteptate</w:t>
+      </w:r>
+      <w:proofErr w:type="spellEnd"/>
+      <w:r>
+        <w:rPr>
+          <w:b/>
+          <w:bCs/>
+        </w:rPr>
+        <w:t>:</w:t>
+      </w:r>
+      <w:r>
+        <w:t xml:space="preserve"> </w:t>
+      </w:r>
+      <w:proofErr w:type="spellStart"/>
+      <w:r>
+        <w:t>Actiunea</w:t>
+      </w:r>
+      <w:proofErr w:type="spellEnd"/>
+      <w:r>
+        <w:t xml:space="preserve"> </w:t>
+      </w:r>
+      <w:proofErr w:type="spellStart"/>
+      <w:r>
+        <w:t>este</w:t>
+      </w:r>
+      <w:proofErr w:type="spellEnd"/>
+      <w:r>
+        <w:t xml:space="preserve"> </w:t>
+      </w:r>
+      <w:proofErr w:type="spellStart"/>
+      <w:r>
+        <w:t>inregistrata</w:t>
+      </w:r>
+      <w:proofErr w:type="spellEnd"/>
+      <w:r>
+        <w:t xml:space="preserve">, </w:t>
+      </w:r>
+      <w:proofErr w:type="spellStart"/>
+      <w:r>
+        <w:t>declansand</w:t>
+      </w:r>
+      <w:proofErr w:type="spellEnd"/>
+      <w:r>
+        <w:t xml:space="preserve"> automat </w:t>
+      </w:r>
+      <w:proofErr w:type="spellStart"/>
+      <w:r>
+        <w:t>trecerea</w:t>
+      </w:r>
+      <w:proofErr w:type="spellEnd"/>
+      <w:r>
+        <w:t xml:space="preserve"> </w:t>
+      </w:r>
+      <w:proofErr w:type="spellStart"/>
+      <w:r>
+        <w:t>comenzii</w:t>
+      </w:r>
+      <w:proofErr w:type="spellEnd"/>
+      <w:r>
+        <w:t xml:space="preserve"> in </w:t>
+      </w:r>
+      <w:proofErr w:type="spellStart"/>
+      <w:r>
+        <w:t>statusul</w:t>
+      </w:r>
+      <w:proofErr w:type="spellEnd"/>
+      <w:r>
+        <w:t xml:space="preserve"> "</w:t>
+      </w:r>
+      <w:proofErr w:type="spellStart"/>
+      <w:r>
+        <w:t>finalizata</w:t>
+      </w:r>
+      <w:proofErr w:type="spellEnd"/>
+      <w:r>
+        <w:t xml:space="preserve">" </w:t>
+      </w:r>
+      <w:proofErr w:type="spellStart"/>
+      <w:r>
+        <w:t>si</w:t>
+      </w:r>
+      <w:proofErr w:type="spellEnd"/>
+      <w:r>
+        <w:t xml:space="preserve"> </w:t>
+      </w:r>
+      <w:proofErr w:type="spellStart"/>
+      <w:r>
+        <w:t>salvarea</w:t>
+      </w:r>
+      <w:proofErr w:type="spellEnd"/>
+      <w:r>
+        <w:t xml:space="preserve"> </w:t>
+      </w:r>
+      <w:proofErr w:type="spellStart"/>
+      <w:r>
+        <w:t>permanenta</w:t>
+      </w:r>
+      <w:proofErr w:type="spellEnd"/>
+      <w:r>
+        <w:t xml:space="preserve"> a </w:t>
+      </w:r>
+      <w:proofErr w:type="spellStart"/>
+      <w:r>
+        <w:t>starii</w:t>
+      </w:r>
+      <w:proofErr w:type="spellEnd"/>
+      <w:r>
+        <w:t xml:space="preserve"> in </w:t>
+      </w:r>
+      <w:proofErr w:type="spellStart"/>
+      <w:r>
+        <w:t>baza</w:t>
+      </w:r>
+      <w:proofErr w:type="spellEnd"/>
+      <w:r>
+        <w:t xml:space="preserve"> de date.</w:t>
       </w:r>
     </w:p>
     <w:p>
@@ -760,7 +2867,55 @@
           <w:b/>
           <w:bCs/>
         </w:rPr>
-        <w:t xml:space="preserve"> performanta monitorizare GPS in timp real</w:t>
+        <w:t xml:space="preserve"> </w:t>
+      </w:r>
+      <w:proofErr w:type="spellStart"/>
+      <w:r>
+        <w:rPr>
+          <w:b/>
+          <w:bCs/>
+        </w:rPr>
+        <w:t>performanta</w:t>
+      </w:r>
+      <w:proofErr w:type="spellEnd"/>
+      <w:r>
+        <w:rPr>
+          <w:b/>
+          <w:bCs/>
+        </w:rPr>
+        <w:t xml:space="preserve"> </w:t>
+      </w:r>
+      <w:proofErr w:type="spellStart"/>
+      <w:r>
+        <w:rPr>
+          <w:b/>
+          <w:bCs/>
+        </w:rPr>
+        <w:t>monitorizare</w:t>
+      </w:r>
+      <w:proofErr w:type="spellEnd"/>
+      <w:r>
+        <w:rPr>
+          <w:b/>
+          <w:bCs/>
+        </w:rPr>
+        <w:t xml:space="preserve"> GPS in </w:t>
+      </w:r>
+      <w:proofErr w:type="spellStart"/>
+      <w:r>
+        <w:rPr>
+          <w:b/>
+          <w:bCs/>
+        </w:rPr>
+        <w:t>timp</w:t>
+      </w:r>
+      <w:proofErr w:type="spellEnd"/>
+      <w:r>
+        <w:rPr>
+          <w:b/>
+          <w:bCs/>
+        </w:rPr>
+        <w:t xml:space="preserve"> real</w:t>
       </w:r>
     </w:p>
     <w:p>
@@ -775,8 +2930,21 @@
         <w:t>Tip:</w:t>
       </w:r>
       <w:r>
-        <w:t xml:space="preserve"> cantitativ - performanta</w:t>
-      </w:r>
+        <w:t xml:space="preserve"> </w:t>
+      </w:r>
+      <w:proofErr w:type="spellStart"/>
+      <w:r>
+        <w:t>cantitativ</w:t>
+      </w:r>
+      <w:proofErr w:type="spellEnd"/>
+      <w:r>
+        <w:t xml:space="preserve"> - </w:t>
+      </w:r>
+      <w:proofErr w:type="spellStart"/>
+      <w:r>
+        <w:t>performanta</w:t>
+      </w:r>
+      <w:proofErr w:type="spellEnd"/>
     </w:p>
     <w:p>
       <w:pPr>
@@ -790,19 +2958,57 @@
         <w:t>Scop:</w:t>
       </w:r>
       <w:r>
-        <w:t xml:space="preserve"> solicitari multiple si incarcare WebSockets</w:t>
-      </w:r>
+        <w:t xml:space="preserve"> </w:t>
+      </w:r>
+      <w:proofErr w:type="spellStart"/>
+      <w:r>
+        <w:t>solicitari</w:t>
+      </w:r>
+      <w:proofErr w:type="spellEnd"/>
+      <w:r>
+        <w:t xml:space="preserve"> multiple </w:t>
+      </w:r>
+      <w:proofErr w:type="spellStart"/>
+      <w:r>
+        <w:t>si</w:t>
+      </w:r>
+      <w:proofErr w:type="spellEnd"/>
+      <w:r>
+        <w:t xml:space="preserve"> </w:t>
+      </w:r>
+      <w:proofErr w:type="spellStart"/>
+      <w:r>
+        <w:t>incarcare</w:t>
+      </w:r>
+      <w:proofErr w:type="spellEnd"/>
+      <w:r>
+        <w:t xml:space="preserve"> </w:t>
+      </w:r>
+      <w:proofErr w:type="spellStart"/>
+      <w:r>
+        <w:t>WebSockets</w:t>
+      </w:r>
+      <w:proofErr w:type="spellEnd"/>
     </w:p>
     <w:p>
       <w:pPr>
         <w:ind w:left="720"/>
       </w:pPr>
-      <w:r>
-        <w:rPr>
-          <w:b/>
-          <w:bCs/>
-        </w:rPr>
-        <w:t>Cerinta:</w:t>
+      <w:proofErr w:type="spellStart"/>
+      <w:r>
+        <w:rPr>
+          <w:b/>
+          <w:bCs/>
+        </w:rPr>
+        <w:t>Cerinta</w:t>
+      </w:r>
+      <w:proofErr w:type="spellEnd"/>
+      <w:r>
+        <w:rPr>
+          <w:b/>
+          <w:bCs/>
+        </w:rPr>
+        <w:t>:</w:t>
       </w:r>
       <w:r>
         <w:t xml:space="preserve"> REQ-4.1</w:t>
@@ -812,30 +3018,280 @@
       <w:pPr>
         <w:ind w:left="720"/>
       </w:pPr>
-      <w:r>
-        <w:rPr>
-          <w:b/>
-          <w:bCs/>
-        </w:rPr>
-        <w:t>Descriere:</w:t>
-      </w:r>
-      <w:r>
-        <w:t xml:space="preserve"> Se simuleaza transmiterea locatiei GPS (prin WebSockets) de catre 500 de vehicule simultan, la intervale de 2 secunde, catre panoul dispecerului.</w:t>
+      <w:proofErr w:type="spellStart"/>
+      <w:r>
+        <w:rPr>
+          <w:b/>
+          <w:bCs/>
+        </w:rPr>
+        <w:t>Descriere</w:t>
+      </w:r>
+      <w:proofErr w:type="spellEnd"/>
+      <w:r>
+        <w:rPr>
+          <w:b/>
+          <w:bCs/>
+        </w:rPr>
+        <w:t>:</w:t>
+      </w:r>
+      <w:r>
+        <w:t xml:space="preserve"> Se </w:t>
+      </w:r>
+      <w:proofErr w:type="spellStart"/>
+      <w:r>
+        <w:t>simuleaza</w:t>
+      </w:r>
+      <w:proofErr w:type="spellEnd"/>
+      <w:r>
+        <w:t xml:space="preserve"> </w:t>
+      </w:r>
+      <w:proofErr w:type="spellStart"/>
+      <w:r>
+        <w:t>transmiterea</w:t>
+      </w:r>
+      <w:proofErr w:type="spellEnd"/>
+      <w:r>
+        <w:t xml:space="preserve"> </w:t>
+      </w:r>
+      <w:proofErr w:type="spellStart"/>
+      <w:r>
+        <w:t>locatiei</w:t>
+      </w:r>
+      <w:proofErr w:type="spellEnd"/>
+      <w:r>
+        <w:t xml:space="preserve"> GPS (</w:t>
+      </w:r>
+      <w:proofErr w:type="spellStart"/>
+      <w:r>
+        <w:t>prin</w:t>
+      </w:r>
+      <w:proofErr w:type="spellEnd"/>
+      <w:r>
+        <w:t xml:space="preserve"> </w:t>
+      </w:r>
+      <w:proofErr w:type="spellStart"/>
+      <w:r>
+        <w:t>WebSockets</w:t>
+      </w:r>
+      <w:proofErr w:type="spellEnd"/>
+      <w:r>
+        <w:t xml:space="preserve">) de </w:t>
+      </w:r>
+      <w:proofErr w:type="spellStart"/>
+      <w:r>
+        <w:t>catre</w:t>
+      </w:r>
+      <w:proofErr w:type="spellEnd"/>
+      <w:r>
+        <w:t xml:space="preserve"> 500 de </w:t>
+      </w:r>
+      <w:proofErr w:type="spellStart"/>
+      <w:r>
+        <w:t>vehicule</w:t>
+      </w:r>
+      <w:proofErr w:type="spellEnd"/>
+      <w:r>
+        <w:t xml:space="preserve"> </w:t>
+      </w:r>
+      <w:proofErr w:type="spellStart"/>
+      <w:r>
+        <w:t>simultan</w:t>
+      </w:r>
+      <w:proofErr w:type="spellEnd"/>
+      <w:r>
+        <w:t xml:space="preserve">, la intervale de 2 </w:t>
+      </w:r>
+      <w:proofErr w:type="spellStart"/>
+      <w:r>
+        <w:t>secunde</w:t>
+      </w:r>
+      <w:proofErr w:type="spellEnd"/>
+      <w:r>
+        <w:t xml:space="preserve">, </w:t>
+      </w:r>
+      <w:proofErr w:type="spellStart"/>
+      <w:r>
+        <w:t>catre</w:t>
+      </w:r>
+      <w:proofErr w:type="spellEnd"/>
+      <w:r>
+        <w:t xml:space="preserve"> </w:t>
+      </w:r>
+      <w:proofErr w:type="spellStart"/>
+      <w:r>
+        <w:t>panoul</w:t>
+      </w:r>
+      <w:proofErr w:type="spellEnd"/>
+      <w:r>
+        <w:t xml:space="preserve"> </w:t>
+      </w:r>
+      <w:proofErr w:type="spellStart"/>
+      <w:r>
+        <w:t>dispecerului</w:t>
+      </w:r>
+      <w:proofErr w:type="spellEnd"/>
+      <w:r>
+        <w:t>.</w:t>
       </w:r>
     </w:p>
     <w:p>
       <w:pPr>
         <w:ind w:left="720"/>
       </w:pPr>
-      <w:r>
-        <w:rPr>
-          <w:b/>
-          <w:bCs/>
-        </w:rPr>
-        <w:t>Rezultate asteptate:</w:t>
-      </w:r>
-      <w:r>
-        <w:t xml:space="preserve"> Harta dispecerului proceseaza si actualizeaza pozitiile fara blocaje ale interfetei, timpul de raspuns si randare mentinandu-se optim.</w:t>
+      <w:proofErr w:type="spellStart"/>
+      <w:r>
+        <w:rPr>
+          <w:b/>
+          <w:bCs/>
+        </w:rPr>
+        <w:t>Rezultate</w:t>
+      </w:r>
+      <w:proofErr w:type="spellEnd"/>
+      <w:r>
+        <w:rPr>
+          <w:b/>
+          <w:bCs/>
+        </w:rPr>
+        <w:t xml:space="preserve"> </w:t>
+      </w:r>
+      <w:proofErr w:type="spellStart"/>
+      <w:r>
+        <w:rPr>
+          <w:b/>
+          <w:bCs/>
+        </w:rPr>
+        <w:t>asteptate</w:t>
+      </w:r>
+      <w:proofErr w:type="spellEnd"/>
+      <w:r>
+        <w:rPr>
+          <w:b/>
+          <w:bCs/>
+        </w:rPr>
+        <w:t>:</w:t>
+      </w:r>
+      <w:r>
+        <w:t xml:space="preserve"> </w:t>
+      </w:r>
+      <w:proofErr w:type="spellStart"/>
+      <w:r>
+        <w:t>Harta</w:t>
+      </w:r>
+      <w:proofErr w:type="spellEnd"/>
+      <w:r>
+        <w:t xml:space="preserve"> </w:t>
+      </w:r>
+      <w:proofErr w:type="spellStart"/>
+      <w:r>
+        <w:t>dispecerului</w:t>
+      </w:r>
+      <w:proofErr w:type="spellEnd"/>
+      <w:r>
+        <w:t xml:space="preserve"> </w:t>
+      </w:r>
+      <w:proofErr w:type="spellStart"/>
+      <w:r>
+        <w:t>proceseaza</w:t>
+      </w:r>
+      <w:proofErr w:type="spellEnd"/>
+      <w:r>
+        <w:t xml:space="preserve"> </w:t>
+      </w:r>
+      <w:proofErr w:type="spellStart"/>
+      <w:r>
+        <w:t>si</w:t>
+      </w:r>
+      <w:proofErr w:type="spellEnd"/>
+      <w:r>
+        <w:t xml:space="preserve"> </w:t>
+      </w:r>
+      <w:proofErr w:type="spellStart"/>
+      <w:r>
+        <w:t>actualizeaza</w:t>
+      </w:r>
+      <w:proofErr w:type="spellEnd"/>
+      <w:r>
+        <w:t xml:space="preserve"> </w:t>
+      </w:r>
+      <w:proofErr w:type="spellStart"/>
+      <w:r>
+        <w:t>pozitiile</w:t>
+      </w:r>
+      <w:proofErr w:type="spellEnd"/>
+      <w:r>
+        <w:t xml:space="preserve"> </w:t>
+      </w:r>
+      <w:proofErr w:type="spellStart"/>
+      <w:r>
+        <w:t>fara</w:t>
+      </w:r>
+      <w:proofErr w:type="spellEnd"/>
+      <w:r>
+        <w:t xml:space="preserve"> </w:t>
+      </w:r>
+      <w:proofErr w:type="spellStart"/>
+      <w:r>
+        <w:t>blocaje</w:t>
+      </w:r>
+      <w:proofErr w:type="spellEnd"/>
+      <w:r>
+        <w:t xml:space="preserve"> ale </w:t>
+      </w:r>
+      <w:proofErr w:type="spellStart"/>
+      <w:r>
+        <w:t>interfetei</w:t>
+      </w:r>
+      <w:proofErr w:type="spellEnd"/>
+      <w:r>
+        <w:t xml:space="preserve">, </w:t>
+      </w:r>
+      <w:proofErr w:type="spellStart"/>
+      <w:r>
+        <w:t>timpul</w:t>
+      </w:r>
+      <w:proofErr w:type="spellEnd"/>
+      <w:r>
+        <w:t xml:space="preserve"> de </w:t>
+      </w:r>
+      <w:proofErr w:type="spellStart"/>
+      <w:r>
+        <w:t>raspuns</w:t>
+      </w:r>
+      <w:proofErr w:type="spellEnd"/>
+      <w:r>
+        <w:t xml:space="preserve"> </w:t>
+      </w:r>
+      <w:proofErr w:type="spellStart"/>
+      <w:r>
+        <w:t>si</w:t>
+      </w:r>
+      <w:proofErr w:type="spellEnd"/>
+      <w:r>
+        <w:t xml:space="preserve"> </w:t>
+      </w:r>
+      <w:proofErr w:type="spellStart"/>
+      <w:r>
+        <w:t>randare</w:t>
+      </w:r>
+      <w:proofErr w:type="spellEnd"/>
+      <w:r>
+        <w:t xml:space="preserve"> </w:t>
+      </w:r>
+      <w:proofErr w:type="spellStart"/>
+      <w:r>
+        <w:t>mentinandu</w:t>
+      </w:r>
+      <w:proofErr w:type="spellEnd"/>
+      <w:r>
+        <w:t xml:space="preserve">-se </w:t>
+      </w:r>
+      <w:proofErr w:type="spellStart"/>
+      <w:r>
+        <w:t>optim</w:t>
+      </w:r>
+      <w:proofErr w:type="spellEnd"/>
+      <w:r>
+        <w:t>.</w:t>
       </w:r>
     </w:p>
     <w:p>
@@ -858,7 +3314,87 @@
           <w:b/>
           <w:bCs/>
         </w:rPr>
-        <w:t xml:space="preserve"> securitate si protectia datelor (Control Acces)</w:t>
+        <w:t xml:space="preserve"> </w:t>
+      </w:r>
+      <w:proofErr w:type="spellStart"/>
+      <w:r>
+        <w:rPr>
+          <w:b/>
+          <w:bCs/>
+        </w:rPr>
+        <w:t>securitate</w:t>
+      </w:r>
+      <w:proofErr w:type="spellEnd"/>
+      <w:r>
+        <w:rPr>
+          <w:b/>
+          <w:bCs/>
+        </w:rPr>
+        <w:t xml:space="preserve"> </w:t>
+      </w:r>
+      <w:proofErr w:type="spellStart"/>
+      <w:r>
+        <w:rPr>
+          <w:b/>
+          <w:bCs/>
+        </w:rPr>
+        <w:t>si</w:t>
+      </w:r>
+      <w:proofErr w:type="spellEnd"/>
+      <w:r>
+        <w:rPr>
+          <w:b/>
+          <w:bCs/>
+        </w:rPr>
+        <w:t xml:space="preserve"> </w:t>
+      </w:r>
+      <w:proofErr w:type="spellStart"/>
+      <w:r>
+        <w:rPr>
+          <w:b/>
+          <w:bCs/>
+        </w:rPr>
+        <w:t>protectia</w:t>
+      </w:r>
+      <w:proofErr w:type="spellEnd"/>
+      <w:r>
+        <w:rPr>
+          <w:b/>
+          <w:bCs/>
+        </w:rPr>
+        <w:t xml:space="preserve"> </w:t>
+      </w:r>
+      <w:proofErr w:type="spellStart"/>
+      <w:r>
+        <w:rPr>
+          <w:b/>
+          <w:bCs/>
+        </w:rPr>
+        <w:t>datelor</w:t>
+      </w:r>
+      <w:proofErr w:type="spellEnd"/>
+      <w:r>
+        <w:rPr>
+          <w:b/>
+          <w:bCs/>
+        </w:rPr>
+        <w:t xml:space="preserve"> (Control </w:t>
+      </w:r>
+      <w:proofErr w:type="spellStart"/>
+      <w:r>
+        <w:rPr>
+          <w:b/>
+          <w:bCs/>
+        </w:rPr>
+        <w:t>Acces</w:t>
+      </w:r>
+      <w:proofErr w:type="spellEnd"/>
+      <w:r>
+        <w:rPr>
+          <w:b/>
+          <w:bCs/>
+        </w:rPr>
+        <w:t>)</w:t>
       </w:r>
     </w:p>
     <w:p>
@@ -873,8 +3409,21 @@
         <w:t>Tip:</w:t>
       </w:r>
       <w:r>
-        <w:t xml:space="preserve"> calitativ - securitate</w:t>
-      </w:r>
+        <w:t xml:space="preserve"> </w:t>
+      </w:r>
+      <w:proofErr w:type="spellStart"/>
+      <w:r>
+        <w:t>calitativ</w:t>
+      </w:r>
+      <w:proofErr w:type="spellEnd"/>
+      <w:r>
+        <w:t xml:space="preserve"> - </w:t>
+      </w:r>
+      <w:proofErr w:type="spellStart"/>
+      <w:r>
+        <w:t>securitate</w:t>
+      </w:r>
+      <w:proofErr w:type="spellEnd"/>
     </w:p>
     <w:p>
       <w:pPr>
@@ -888,19 +3437,65 @@
         <w:t>Scop:</w:t>
       </w:r>
       <w:r>
-        <w:t xml:space="preserve"> verificarea blocarii accesului neautorizat la rute</w:t>
-      </w:r>
+        <w:t xml:space="preserve"> </w:t>
+      </w:r>
+      <w:proofErr w:type="spellStart"/>
+      <w:r>
+        <w:t>verificarea</w:t>
+      </w:r>
+      <w:proofErr w:type="spellEnd"/>
+      <w:r>
+        <w:t xml:space="preserve"> </w:t>
+      </w:r>
+      <w:proofErr w:type="spellStart"/>
+      <w:r>
+        <w:t>blocarii</w:t>
+      </w:r>
+      <w:proofErr w:type="spellEnd"/>
+      <w:r>
+        <w:t xml:space="preserve"> </w:t>
+      </w:r>
+      <w:proofErr w:type="spellStart"/>
+      <w:r>
+        <w:t>accesului</w:t>
+      </w:r>
+      <w:proofErr w:type="spellEnd"/>
+      <w:r>
+        <w:t xml:space="preserve"> </w:t>
+      </w:r>
+      <w:proofErr w:type="spellStart"/>
+      <w:r>
+        <w:t>neautorizat</w:t>
+      </w:r>
+      <w:proofErr w:type="spellEnd"/>
+      <w:r>
+        <w:t xml:space="preserve"> la </w:t>
+      </w:r>
+      <w:proofErr w:type="spellStart"/>
+      <w:r>
+        <w:t>rute</w:t>
+      </w:r>
+      <w:proofErr w:type="spellEnd"/>
     </w:p>
     <w:p>
       <w:pPr>
         <w:ind w:left="720"/>
       </w:pPr>
-      <w:r>
-        <w:rPr>
-          <w:b/>
-          <w:bCs/>
-        </w:rPr>
-        <w:t>Cerinta:</w:t>
+      <w:proofErr w:type="spellStart"/>
+      <w:r>
+        <w:rPr>
+          <w:b/>
+          <w:bCs/>
+        </w:rPr>
+        <w:t>Cerinta</w:t>
+      </w:r>
+      <w:proofErr w:type="spellEnd"/>
+      <w:r>
+        <w:rPr>
+          <w:b/>
+          <w:bCs/>
+        </w:rPr>
+        <w:t>:</w:t>
       </w:r>
       <w:r>
         <w:t xml:space="preserve"> REQ-5.1</w:t>
@@ -910,30 +3505,256 @@
       <w:pPr>
         <w:ind w:left="720"/>
       </w:pPr>
-      <w:r>
-        <w:rPr>
-          <w:b/>
-          <w:bCs/>
-        </w:rPr>
-        <w:t>Descriere:</w:t>
-      </w:r>
-      <w:r>
-        <w:t xml:space="preserve"> Se efectueaza cereri (API calls) catre endpoint-ul de rute optimizate folosind un token de autentificare lipsa, expirat sau invalid, fortand accesul neautorizat.</w:t>
+      <w:proofErr w:type="spellStart"/>
+      <w:r>
+        <w:rPr>
+          <w:b/>
+          <w:bCs/>
+        </w:rPr>
+        <w:t>Descriere</w:t>
+      </w:r>
+      <w:proofErr w:type="spellEnd"/>
+      <w:r>
+        <w:rPr>
+          <w:b/>
+          <w:bCs/>
+        </w:rPr>
+        <w:t>:</w:t>
+      </w:r>
+      <w:r>
+        <w:t xml:space="preserve"> Se </w:t>
+      </w:r>
+      <w:proofErr w:type="spellStart"/>
+      <w:r>
+        <w:t>efectueaza</w:t>
+      </w:r>
+      <w:proofErr w:type="spellEnd"/>
+      <w:r>
+        <w:t xml:space="preserve"> </w:t>
+      </w:r>
+      <w:proofErr w:type="spellStart"/>
+      <w:r>
+        <w:t>cereri</w:t>
+      </w:r>
+      <w:proofErr w:type="spellEnd"/>
+      <w:r>
+        <w:t xml:space="preserve"> (API calls) </w:t>
+      </w:r>
+      <w:proofErr w:type="spellStart"/>
+      <w:r>
+        <w:t>catre</w:t>
+      </w:r>
+      <w:proofErr w:type="spellEnd"/>
+      <w:r>
+        <w:t xml:space="preserve"> endpoint-ul de </w:t>
+      </w:r>
+      <w:proofErr w:type="spellStart"/>
+      <w:r>
+        <w:t>rute</w:t>
+      </w:r>
+      <w:proofErr w:type="spellEnd"/>
+      <w:r>
+        <w:t xml:space="preserve"> </w:t>
+      </w:r>
+      <w:proofErr w:type="spellStart"/>
+      <w:r>
+        <w:t>optimizate</w:t>
+      </w:r>
+      <w:proofErr w:type="spellEnd"/>
+      <w:r>
+        <w:t xml:space="preserve"> </w:t>
+      </w:r>
+      <w:proofErr w:type="spellStart"/>
+      <w:r>
+        <w:t>folosind</w:t>
+      </w:r>
+      <w:proofErr w:type="spellEnd"/>
+      <w:r>
+        <w:t xml:space="preserve"> un token de </w:t>
+      </w:r>
+      <w:proofErr w:type="spellStart"/>
+      <w:r>
+        <w:t>autentificare</w:t>
+      </w:r>
+      <w:proofErr w:type="spellEnd"/>
+      <w:r>
+        <w:t xml:space="preserve"> </w:t>
+      </w:r>
+      <w:proofErr w:type="spellStart"/>
+      <w:r>
+        <w:t>lipsa</w:t>
+      </w:r>
+      <w:proofErr w:type="spellEnd"/>
+      <w:r>
+        <w:t xml:space="preserve">, </w:t>
+      </w:r>
+      <w:proofErr w:type="spellStart"/>
+      <w:r>
+        <w:t>expirat</w:t>
+      </w:r>
+      <w:proofErr w:type="spellEnd"/>
+      <w:r>
+        <w:t xml:space="preserve"> </w:t>
+      </w:r>
+      <w:proofErr w:type="spellStart"/>
+      <w:r>
+        <w:t>sau</w:t>
+      </w:r>
+      <w:proofErr w:type="spellEnd"/>
+      <w:r>
+        <w:t xml:space="preserve"> invalid, </w:t>
+      </w:r>
+      <w:proofErr w:type="spellStart"/>
+      <w:r>
+        <w:t>fortand</w:t>
+      </w:r>
+      <w:proofErr w:type="spellEnd"/>
+      <w:r>
+        <w:t xml:space="preserve"> </w:t>
+      </w:r>
+      <w:proofErr w:type="spellStart"/>
+      <w:r>
+        <w:t>accesul</w:t>
+      </w:r>
+      <w:proofErr w:type="spellEnd"/>
+      <w:r>
+        <w:t xml:space="preserve"> </w:t>
+      </w:r>
+      <w:proofErr w:type="spellStart"/>
+      <w:r>
+        <w:t>neautorizat</w:t>
+      </w:r>
+      <w:proofErr w:type="spellEnd"/>
+      <w:r>
+        <w:t>.</w:t>
       </w:r>
     </w:p>
     <w:p>
       <w:pPr>
         <w:ind w:left="720"/>
       </w:pPr>
-      <w:r>
-        <w:rPr>
-          <w:b/>
-          <w:bCs/>
-        </w:rPr>
-        <w:t>Rezultate asteptate:</w:t>
-      </w:r>
-      <w:r>
-        <w:t xml:space="preserve"> Accesul neautorizat este blocat de backend, returnand coduri HTTP specifice de eroare, protejand datele sensibile.</w:t>
+      <w:proofErr w:type="spellStart"/>
+      <w:r>
+        <w:rPr>
+          <w:b/>
+          <w:bCs/>
+        </w:rPr>
+        <w:t>Rezultate</w:t>
+      </w:r>
+      <w:proofErr w:type="spellEnd"/>
+      <w:r>
+        <w:rPr>
+          <w:b/>
+          <w:bCs/>
+        </w:rPr>
+        <w:t xml:space="preserve"> </w:t>
+      </w:r>
+      <w:proofErr w:type="spellStart"/>
+      <w:r>
+        <w:rPr>
+          <w:b/>
+          <w:bCs/>
+        </w:rPr>
+        <w:t>asteptate</w:t>
+      </w:r>
+      <w:proofErr w:type="spellEnd"/>
+      <w:r>
+        <w:rPr>
+          <w:b/>
+          <w:bCs/>
+        </w:rPr>
+        <w:t>:</w:t>
+      </w:r>
+      <w:r>
+        <w:t xml:space="preserve"> </w:t>
+      </w:r>
+      <w:proofErr w:type="spellStart"/>
+      <w:r>
+        <w:t>Accesul</w:t>
+      </w:r>
+      <w:proofErr w:type="spellEnd"/>
+      <w:r>
+        <w:t xml:space="preserve"> </w:t>
+      </w:r>
+      <w:proofErr w:type="spellStart"/>
+      <w:r>
+        <w:t>neautorizat</w:t>
+      </w:r>
+      <w:proofErr w:type="spellEnd"/>
+      <w:r>
+        <w:t xml:space="preserve"> </w:t>
+      </w:r>
+      <w:proofErr w:type="spellStart"/>
+      <w:r>
+        <w:t>este</w:t>
+      </w:r>
+      <w:proofErr w:type="spellEnd"/>
+      <w:r>
+        <w:t xml:space="preserve"> </w:t>
+      </w:r>
+      <w:proofErr w:type="spellStart"/>
+      <w:r>
+        <w:t>blocat</w:t>
+      </w:r>
+      <w:proofErr w:type="spellEnd"/>
+      <w:r>
+        <w:t xml:space="preserve"> de backend, </w:t>
+      </w:r>
+      <w:proofErr w:type="spellStart"/>
+      <w:r>
+        <w:t>returnand</w:t>
+      </w:r>
+      <w:proofErr w:type="spellEnd"/>
+      <w:r>
+        <w:t xml:space="preserve"> </w:t>
+      </w:r>
+      <w:proofErr w:type="spellStart"/>
+      <w:r>
+        <w:t>coduri</w:t>
+      </w:r>
+      <w:proofErr w:type="spellEnd"/>
+      <w:r>
+        <w:t xml:space="preserve"> HTTP </w:t>
+      </w:r>
+      <w:proofErr w:type="spellStart"/>
+      <w:r>
+        <w:t>specifice</w:t>
+      </w:r>
+      <w:proofErr w:type="spellEnd"/>
+      <w:r>
+        <w:t xml:space="preserve"> de </w:t>
+      </w:r>
+      <w:proofErr w:type="spellStart"/>
+      <w:r>
+        <w:t>eroare</w:t>
+      </w:r>
+      <w:proofErr w:type="spellEnd"/>
+      <w:r>
+        <w:t xml:space="preserve">, </w:t>
+      </w:r>
+      <w:proofErr w:type="spellStart"/>
+      <w:r>
+        <w:t>protejand</w:t>
+      </w:r>
+      <w:proofErr w:type="spellEnd"/>
+      <w:r>
+        <w:t xml:space="preserve"> </w:t>
+      </w:r>
+      <w:proofErr w:type="spellStart"/>
+      <w:r>
+        <w:t>datele</w:t>
+      </w:r>
+      <w:proofErr w:type="spellEnd"/>
+      <w:r>
+        <w:t xml:space="preserve"> </w:t>
+      </w:r>
+      <w:proofErr w:type="spellStart"/>
+      <w:r>
+        <w:t>sensibile</w:t>
+      </w:r>
+      <w:proofErr w:type="spellEnd"/>
+      <w:r>
+        <w:t>.</w:t>
       </w:r>
     </w:p>
     <w:p>
@@ -956,7 +3777,71 @@
           <w:b/>
           <w:bCs/>
         </w:rPr>
-        <w:t xml:space="preserve"> performanta si rezilienta notificarilor automate</w:t>
+        <w:t xml:space="preserve"> </w:t>
+      </w:r>
+      <w:proofErr w:type="spellStart"/>
+      <w:r>
+        <w:rPr>
+          <w:b/>
+          <w:bCs/>
+        </w:rPr>
+        <w:t>performanta</w:t>
+      </w:r>
+      <w:proofErr w:type="spellEnd"/>
+      <w:r>
+        <w:rPr>
+          <w:b/>
+          <w:bCs/>
+        </w:rPr>
+        <w:t xml:space="preserve"> </w:t>
+      </w:r>
+      <w:proofErr w:type="spellStart"/>
+      <w:r>
+        <w:rPr>
+          <w:b/>
+          <w:bCs/>
+        </w:rPr>
+        <w:t>si</w:t>
+      </w:r>
+      <w:proofErr w:type="spellEnd"/>
+      <w:r>
+        <w:rPr>
+          <w:b/>
+          <w:bCs/>
+        </w:rPr>
+        <w:t xml:space="preserve"> </w:t>
+      </w:r>
+      <w:proofErr w:type="spellStart"/>
+      <w:r>
+        <w:rPr>
+          <w:b/>
+          <w:bCs/>
+        </w:rPr>
+        <w:t>rezilienta</w:t>
+      </w:r>
+      <w:proofErr w:type="spellEnd"/>
+      <w:r>
+        <w:rPr>
+          <w:b/>
+          <w:bCs/>
+        </w:rPr>
+        <w:t xml:space="preserve"> </w:t>
+      </w:r>
+      <w:proofErr w:type="spellStart"/>
+      <w:r>
+        <w:rPr>
+          <w:b/>
+          <w:bCs/>
+        </w:rPr>
+        <w:t>notificarilor</w:t>
+      </w:r>
+      <w:proofErr w:type="spellEnd"/>
+      <w:r>
+        <w:rPr>
+          <w:b/>
+          <w:bCs/>
+        </w:rPr>
+        <w:t xml:space="preserve"> automate</w:t>
       </w:r>
     </w:p>
     <w:p>
@@ -971,8 +3856,21 @@
         <w:t>Tip:</w:t>
       </w:r>
       <w:r>
-        <w:t xml:space="preserve"> cantitativ - test automat de flux/stres</w:t>
-      </w:r>
+        <w:t xml:space="preserve"> </w:t>
+      </w:r>
+      <w:proofErr w:type="spellStart"/>
+      <w:r>
+        <w:t>cantitativ</w:t>
+      </w:r>
+      <w:proofErr w:type="spellEnd"/>
+      <w:r>
+        <w:t xml:space="preserve"> - test automat de flux/</w:t>
+      </w:r>
+      <w:proofErr w:type="spellStart"/>
+      <w:r>
+        <w:t>stres</w:t>
+      </w:r>
+      <w:proofErr w:type="spellEnd"/>
     </w:p>
     <w:p>
       <w:pPr>
@@ -986,19 +3884,49 @@
         <w:t>Scop:</w:t>
       </w:r>
       <w:r>
-        <w:t xml:space="preserve"> verificarea Scheduled Tasks pe backend in conditii de incarcare</w:t>
-      </w:r>
+        <w:t xml:space="preserve"> </w:t>
+      </w:r>
+      <w:proofErr w:type="spellStart"/>
+      <w:r>
+        <w:t>verificarea</w:t>
+      </w:r>
+      <w:proofErr w:type="spellEnd"/>
+      <w:r>
+        <w:t xml:space="preserve"> Scheduled Tasks pe backend in </w:t>
+      </w:r>
+      <w:proofErr w:type="spellStart"/>
+      <w:r>
+        <w:t>conditii</w:t>
+      </w:r>
+      <w:proofErr w:type="spellEnd"/>
+      <w:r>
+        <w:t xml:space="preserve"> de </w:t>
+      </w:r>
+      <w:proofErr w:type="spellStart"/>
+      <w:r>
+        <w:t>incarcare</w:t>
+      </w:r>
+      <w:proofErr w:type="spellEnd"/>
     </w:p>
     <w:p>
       <w:pPr>
         <w:ind w:left="720"/>
       </w:pPr>
-      <w:r>
-        <w:rPr>
-          <w:b/>
-          <w:bCs/>
-        </w:rPr>
-        <w:t>Cerinta:</w:t>
+      <w:proofErr w:type="spellStart"/>
+      <w:r>
+        <w:rPr>
+          <w:b/>
+          <w:bCs/>
+        </w:rPr>
+        <w:t>Cerinta</w:t>
+      </w:r>
+      <w:proofErr w:type="spellEnd"/>
+      <w:r>
+        <w:rPr>
+          <w:b/>
+          <w:bCs/>
+        </w:rPr>
+        <w:t>:</w:t>
       </w:r>
       <w:r>
         <w:t xml:space="preserve"> REQ-8.1</w:t>
@@ -1008,36 +3936,296 @@
       <w:pPr>
         <w:ind w:left="720"/>
       </w:pPr>
-      <w:r>
-        <w:rPr>
-          <w:b/>
-          <w:bCs/>
-        </w:rPr>
-        <w:t>Descriere:</w:t>
-      </w:r>
-      <w:r>
-        <w:t xml:space="preserve"> Se modifica concomitent statusul a 1000 de comenzi in baza de date. Se verifica modul in care serviciul de background preia coada de email-uri/SMS-uri.</w:t>
+      <w:proofErr w:type="spellStart"/>
+      <w:r>
+        <w:rPr>
+          <w:b/>
+          <w:bCs/>
+        </w:rPr>
+        <w:t>Descriere</w:t>
+      </w:r>
+      <w:proofErr w:type="spellEnd"/>
+      <w:r>
+        <w:rPr>
+          <w:b/>
+          <w:bCs/>
+        </w:rPr>
+        <w:t>:</w:t>
+      </w:r>
+      <w:r>
+        <w:t xml:space="preserve"> Se </w:t>
+      </w:r>
+      <w:proofErr w:type="spellStart"/>
+      <w:r>
+        <w:t>modifica</w:t>
+      </w:r>
+      <w:proofErr w:type="spellEnd"/>
+      <w:r>
+        <w:t xml:space="preserve"> </w:t>
+      </w:r>
+      <w:proofErr w:type="spellStart"/>
+      <w:r>
+        <w:t>concomitent</w:t>
+      </w:r>
+      <w:proofErr w:type="spellEnd"/>
+      <w:r>
+        <w:t xml:space="preserve"> </w:t>
+      </w:r>
+      <w:proofErr w:type="spellStart"/>
+      <w:r>
+        <w:t>statusul</w:t>
+      </w:r>
+      <w:proofErr w:type="spellEnd"/>
+      <w:r>
+        <w:t xml:space="preserve"> a 1000 de </w:t>
+      </w:r>
+      <w:proofErr w:type="spellStart"/>
+      <w:r>
+        <w:t>comenzi</w:t>
+      </w:r>
+      <w:proofErr w:type="spellEnd"/>
+      <w:r>
+        <w:t xml:space="preserve"> in </w:t>
+      </w:r>
+      <w:proofErr w:type="spellStart"/>
+      <w:r>
+        <w:t>baza</w:t>
+      </w:r>
+      <w:proofErr w:type="spellEnd"/>
+      <w:r>
+        <w:t xml:space="preserve"> de date. Se </w:t>
+      </w:r>
+      <w:proofErr w:type="spellStart"/>
+      <w:r>
+        <w:t>verifica</w:t>
+      </w:r>
+      <w:proofErr w:type="spellEnd"/>
+      <w:r>
+        <w:t xml:space="preserve"> </w:t>
+      </w:r>
+      <w:proofErr w:type="spellStart"/>
+      <w:r>
+        <w:t>modul</w:t>
+      </w:r>
+      <w:proofErr w:type="spellEnd"/>
+      <w:r>
+        <w:t xml:space="preserve"> in care </w:t>
+      </w:r>
+      <w:proofErr w:type="spellStart"/>
+      <w:r>
+        <w:t>serviciul</w:t>
+      </w:r>
+      <w:proofErr w:type="spellEnd"/>
+      <w:r>
+        <w:t xml:space="preserve"> de background </w:t>
+      </w:r>
+      <w:proofErr w:type="spellStart"/>
+      <w:r>
+        <w:t>preia</w:t>
+      </w:r>
+      <w:proofErr w:type="spellEnd"/>
+      <w:r>
+        <w:t xml:space="preserve"> </w:t>
+      </w:r>
+      <w:proofErr w:type="spellStart"/>
+      <w:r>
+        <w:t>coada</w:t>
+      </w:r>
+      <w:proofErr w:type="spellEnd"/>
+      <w:r>
+        <w:t xml:space="preserve"> de email-</w:t>
+      </w:r>
+      <w:proofErr w:type="spellStart"/>
+      <w:r>
+        <w:t>uri</w:t>
+      </w:r>
+      <w:proofErr w:type="spellEnd"/>
+      <w:r>
+        <w:t>/SMS-</w:t>
+      </w:r>
+      <w:proofErr w:type="spellStart"/>
+      <w:r>
+        <w:t>uri</w:t>
+      </w:r>
+      <w:proofErr w:type="spellEnd"/>
+      <w:r>
+        <w:t>.</w:t>
       </w:r>
     </w:p>
     <w:p>
       <w:pPr>
         <w:ind w:left="720"/>
       </w:pPr>
-      <w:r>
-        <w:rPr>
-          <w:b/>
-          <w:bCs/>
-        </w:rPr>
-        <w:t>Rezultate asteptate:</w:t>
-      </w:r>
-      <w:r>
-        <w:t xml:space="preserve"> Sistemul verifica starea comenzilor si plaseaza notificarile intr-o coada de procesare</w:t>
-      </w:r>
+      <w:proofErr w:type="spellStart"/>
+      <w:r>
+        <w:rPr>
+          <w:b/>
+          <w:bCs/>
+        </w:rPr>
+        <w:t>Rezultate</w:t>
+      </w:r>
+      <w:proofErr w:type="spellEnd"/>
+      <w:r>
+        <w:rPr>
+          <w:b/>
+          <w:bCs/>
+        </w:rPr>
+        <w:t xml:space="preserve"> </w:t>
+      </w:r>
+      <w:proofErr w:type="spellStart"/>
+      <w:r>
+        <w:rPr>
+          <w:b/>
+          <w:bCs/>
+        </w:rPr>
+        <w:t>asteptate</w:t>
+      </w:r>
+      <w:proofErr w:type="spellEnd"/>
+      <w:r>
+        <w:rPr>
+          <w:b/>
+          <w:bCs/>
+        </w:rPr>
+        <w:t>:</w:t>
+      </w:r>
+      <w:r>
+        <w:t xml:space="preserve"> </w:t>
+      </w:r>
+      <w:proofErr w:type="spellStart"/>
+      <w:r>
+        <w:t>Sistemul</w:t>
+      </w:r>
+      <w:proofErr w:type="spellEnd"/>
+      <w:r>
+        <w:t xml:space="preserve"> </w:t>
+      </w:r>
+      <w:proofErr w:type="spellStart"/>
+      <w:r>
+        <w:t>verifica</w:t>
+      </w:r>
+      <w:proofErr w:type="spellEnd"/>
+      <w:r>
+        <w:t xml:space="preserve"> </w:t>
+      </w:r>
+      <w:proofErr w:type="spellStart"/>
+      <w:r>
+        <w:t>starea</w:t>
+      </w:r>
+      <w:proofErr w:type="spellEnd"/>
+      <w:r>
+        <w:t xml:space="preserve"> </w:t>
+      </w:r>
+      <w:proofErr w:type="spellStart"/>
+      <w:r>
+        <w:t>comenzilor</w:t>
+      </w:r>
+      <w:proofErr w:type="spellEnd"/>
+      <w:r>
+        <w:t xml:space="preserve"> </w:t>
+      </w:r>
+      <w:proofErr w:type="spellStart"/>
+      <w:r>
+        <w:t>si</w:t>
+      </w:r>
+      <w:proofErr w:type="spellEnd"/>
+      <w:r>
+        <w:t xml:space="preserve"> </w:t>
+      </w:r>
+      <w:proofErr w:type="spellStart"/>
+      <w:r>
+        <w:t>plaseaza</w:t>
+      </w:r>
+      <w:proofErr w:type="spellEnd"/>
+      <w:r>
+        <w:t xml:space="preserve"> </w:t>
+      </w:r>
+      <w:proofErr w:type="spellStart"/>
+      <w:r>
+        <w:t>notificarile</w:t>
+      </w:r>
+      <w:proofErr w:type="spellEnd"/>
+      <w:r>
+        <w:t xml:space="preserve"> </w:t>
+      </w:r>
+      <w:proofErr w:type="spellStart"/>
+      <w:r>
+        <w:t>intr</w:t>
+      </w:r>
+      <w:proofErr w:type="spellEnd"/>
+      <w:r>
+        <w:t xml:space="preserve">-o </w:t>
+      </w:r>
+      <w:proofErr w:type="spellStart"/>
+      <w:r>
+        <w:t>coada</w:t>
+      </w:r>
+      <w:proofErr w:type="spellEnd"/>
+      <w:r>
+        <w:t xml:space="preserve"> de </w:t>
+      </w:r>
+      <w:proofErr w:type="spellStart"/>
+      <w:r>
+        <w:t>procesare</w:t>
+      </w:r>
+      <w:proofErr w:type="spellEnd"/>
       <w:r>
         <w:t xml:space="preserve">, </w:t>
       </w:r>
-      <w:r>
-        <w:t>trimitandu-le treptat, fara sa blocheze restul aplicatiei web</w:t>
+      <w:proofErr w:type="spellStart"/>
+      <w:r>
+        <w:t>trimitandu</w:t>
+      </w:r>
+      <w:proofErr w:type="spellEnd"/>
+      <w:r>
+        <w:t xml:space="preserve">-le </w:t>
+      </w:r>
+      <w:proofErr w:type="spellStart"/>
+      <w:r>
+        <w:t>treptat</w:t>
+      </w:r>
+      <w:proofErr w:type="spellEnd"/>
+      <w:r>
+        <w:t xml:space="preserve">, </w:t>
+      </w:r>
+      <w:proofErr w:type="spellStart"/>
+      <w:r>
+        <w:t>fara</w:t>
+      </w:r>
+      <w:proofErr w:type="spellEnd"/>
+      <w:r>
+        <w:t xml:space="preserve"> </w:t>
+      </w:r>
+      <w:proofErr w:type="spellStart"/>
+      <w:r>
+        <w:t>sa</w:t>
+      </w:r>
+      <w:proofErr w:type="spellEnd"/>
+      <w:r>
+        <w:t xml:space="preserve"> </w:t>
+      </w:r>
+      <w:proofErr w:type="spellStart"/>
+      <w:r>
+        <w:t>blocheze</w:t>
+      </w:r>
+      <w:proofErr w:type="spellEnd"/>
+      <w:r>
+        <w:t xml:space="preserve"> </w:t>
+      </w:r>
+      <w:proofErr w:type="spellStart"/>
+      <w:r>
+        <w:t>restul</w:t>
+      </w:r>
+      <w:proofErr w:type="spellEnd"/>
+      <w:r>
+        <w:t xml:space="preserve"> </w:t>
+      </w:r>
+      <w:proofErr w:type="spellStart"/>
+      <w:r>
+        <w:t>aplicatiei</w:t>
+      </w:r>
+      <w:proofErr w:type="spellEnd"/>
+      <w:r>
+        <w:t xml:space="preserve"> web</w:t>
       </w:r>
       <w:r>
         <w:t>.</w:t>
@@ -1063,8 +4251,97 @@
           <w:b/>
           <w:bCs/>
         </w:rPr>
-        <w:t xml:space="preserve"> integritatea tranzactiilor la raportare incidente / actualizare colet</w:t>
-      </w:r>
+        <w:t xml:space="preserve"> </w:t>
+      </w:r>
+      <w:proofErr w:type="spellStart"/>
+      <w:r>
+        <w:rPr>
+          <w:b/>
+          <w:bCs/>
+        </w:rPr>
+        <w:t>integritatea</w:t>
+      </w:r>
+      <w:proofErr w:type="spellEnd"/>
+      <w:r>
+        <w:rPr>
+          <w:b/>
+          <w:bCs/>
+        </w:rPr>
+        <w:t xml:space="preserve"> </w:t>
+      </w:r>
+      <w:proofErr w:type="spellStart"/>
+      <w:r>
+        <w:rPr>
+          <w:b/>
+          <w:bCs/>
+        </w:rPr>
+        <w:t>tranzactiilor</w:t>
+      </w:r>
+      <w:proofErr w:type="spellEnd"/>
+      <w:r>
+        <w:rPr>
+          <w:b/>
+          <w:bCs/>
+        </w:rPr>
+        <w:t xml:space="preserve"> la </w:t>
+      </w:r>
+      <w:proofErr w:type="spellStart"/>
+      <w:r>
+        <w:rPr>
+          <w:b/>
+          <w:bCs/>
+        </w:rPr>
+        <w:t>raportare</w:t>
+      </w:r>
+      <w:proofErr w:type="spellEnd"/>
+      <w:r>
+        <w:rPr>
+          <w:b/>
+          <w:bCs/>
+        </w:rPr>
+        <w:t xml:space="preserve"> </w:t>
+      </w:r>
+      <w:proofErr w:type="spellStart"/>
+      <w:r>
+        <w:rPr>
+          <w:b/>
+          <w:bCs/>
+        </w:rPr>
+        <w:t>incidente</w:t>
+      </w:r>
+      <w:proofErr w:type="spellEnd"/>
+      <w:r>
+        <w:rPr>
+          <w:b/>
+          <w:bCs/>
+        </w:rPr>
+        <w:t xml:space="preserve"> / </w:t>
+      </w:r>
+      <w:proofErr w:type="spellStart"/>
+      <w:r>
+        <w:rPr>
+          <w:b/>
+          <w:bCs/>
+        </w:rPr>
+        <w:t>actualizare</w:t>
+      </w:r>
+      <w:proofErr w:type="spellEnd"/>
+      <w:r>
+        <w:rPr>
+          <w:b/>
+          <w:bCs/>
+        </w:rPr>
+        <w:t xml:space="preserve"> </w:t>
+      </w:r>
+      <w:proofErr w:type="spellStart"/>
+      <w:r>
+        <w:rPr>
+          <w:b/>
+          <w:bCs/>
+        </w:rPr>
+        <w:t>colet</w:t>
+      </w:r>
+      <w:proofErr w:type="spellEnd"/>
     </w:p>
     <w:p>
       <w:pPr>
@@ -1079,8 +4356,37 @@
         <w:t>Tip:</w:t>
       </w:r>
       <w:r>
-        <w:t xml:space="preserve"> calitativ - functionalitate si integritate</w:t>
-      </w:r>
+        <w:t xml:space="preserve"> </w:t>
+      </w:r>
+      <w:proofErr w:type="spellStart"/>
+      <w:r>
+        <w:t>calitativ</w:t>
+      </w:r>
+      <w:proofErr w:type="spellEnd"/>
+      <w:r>
+        <w:t xml:space="preserve"> - </w:t>
+      </w:r>
+      <w:proofErr w:type="spellStart"/>
+      <w:r>
+        <w:t>functionalitate</w:t>
+      </w:r>
+      <w:proofErr w:type="spellEnd"/>
+      <w:r>
+        <w:t xml:space="preserve"> </w:t>
+      </w:r>
+      <w:proofErr w:type="spellStart"/>
+      <w:r>
+        <w:t>si</w:t>
+      </w:r>
+      <w:proofErr w:type="spellEnd"/>
+      <w:r>
+        <w:t xml:space="preserve"> </w:t>
+      </w:r>
+      <w:proofErr w:type="spellStart"/>
+      <w:r>
+        <w:t>integritate</w:t>
+      </w:r>
+      <w:proofErr w:type="spellEnd"/>
     </w:p>
     <w:p>
       <w:pPr>
@@ -1094,19 +4400,52 @@
         <w:t>Scop:</w:t>
       </w:r>
       <w:r>
-        <w:t xml:space="preserve"> prevenirea conflictelor la nivel de date (race conditions)</w:t>
+        <w:t xml:space="preserve"> </w:t>
+      </w:r>
+      <w:proofErr w:type="spellStart"/>
+      <w:r>
+        <w:t>prevenirea</w:t>
+      </w:r>
+      <w:proofErr w:type="spellEnd"/>
+      <w:r>
+        <w:t xml:space="preserve"> </w:t>
+      </w:r>
+      <w:proofErr w:type="spellStart"/>
+      <w:r>
+        <w:t>conflictelor</w:t>
+      </w:r>
+      <w:proofErr w:type="spellEnd"/>
+      <w:r>
+        <w:t xml:space="preserve"> la </w:t>
+      </w:r>
+      <w:proofErr w:type="spellStart"/>
+      <w:r>
+        <w:t>nivel</w:t>
+      </w:r>
+      <w:proofErr w:type="spellEnd"/>
+      <w:r>
+        <w:t xml:space="preserve"> de date (race conditions)</w:t>
       </w:r>
     </w:p>
     <w:p>
       <w:pPr>
         <w:ind w:left="720"/>
       </w:pPr>
-      <w:r>
-        <w:rPr>
-          <w:b/>
-          <w:bCs/>
-        </w:rPr>
-        <w:t>Cerinta:</w:t>
+      <w:proofErr w:type="spellStart"/>
+      <w:r>
+        <w:rPr>
+          <w:b/>
+          <w:bCs/>
+        </w:rPr>
+        <w:t>Cerinta</w:t>
+      </w:r>
+      <w:proofErr w:type="spellEnd"/>
+      <w:r>
+        <w:rPr>
+          <w:b/>
+          <w:bCs/>
+        </w:rPr>
+        <w:t>:</w:t>
       </w:r>
       <w:r>
         <w:t xml:space="preserve"> REQ-6.1 / REQ-6.2</w:t>
@@ -1116,15 +4455,132 @@
       <w:pPr>
         <w:ind w:left="720"/>
       </w:pPr>
-      <w:r>
-        <w:rPr>
-          <w:b/>
-          <w:bCs/>
-        </w:rPr>
-        <w:t>Descriere:</w:t>
-      </w:r>
-      <w:r>
-        <w:t xml:space="preserve"> O simulare in care se incearca modificarea statusului aceluiasi colet de catre doi utilizatori diferiti (ex: Dispecer si Curier) in ace</w:t>
+      <w:proofErr w:type="spellStart"/>
+      <w:r>
+        <w:rPr>
+          <w:b/>
+          <w:bCs/>
+        </w:rPr>
+        <w:t>Descriere</w:t>
+      </w:r>
+      <w:proofErr w:type="spellEnd"/>
+      <w:r>
+        <w:rPr>
+          <w:b/>
+          <w:bCs/>
+        </w:rPr>
+        <w:t>:</w:t>
+      </w:r>
+      <w:r>
+        <w:t xml:space="preserve"> O </w:t>
+      </w:r>
+      <w:proofErr w:type="spellStart"/>
+      <w:r>
+        <w:t>simulare</w:t>
+      </w:r>
+      <w:proofErr w:type="spellEnd"/>
+      <w:r>
+        <w:t xml:space="preserve"> in care se </w:t>
+      </w:r>
+      <w:proofErr w:type="spellStart"/>
+      <w:r>
+        <w:t>incearca</w:t>
+      </w:r>
+      <w:proofErr w:type="spellEnd"/>
+      <w:r>
+        <w:t xml:space="preserve"> </w:t>
+      </w:r>
+      <w:proofErr w:type="spellStart"/>
+      <w:r>
+        <w:t>modificarea</w:t>
+      </w:r>
+      <w:proofErr w:type="spellEnd"/>
+      <w:r>
+        <w:t xml:space="preserve"> </w:t>
+      </w:r>
+      <w:proofErr w:type="spellStart"/>
+      <w:r>
+        <w:t>statusului</w:t>
+      </w:r>
+      <w:proofErr w:type="spellEnd"/>
+      <w:r>
+        <w:t xml:space="preserve"> </w:t>
+      </w:r>
+      <w:proofErr w:type="spellStart"/>
+      <w:r>
+        <w:t>aceluiasi</w:t>
+      </w:r>
+      <w:proofErr w:type="spellEnd"/>
+      <w:r>
+        <w:t xml:space="preserve"> </w:t>
+      </w:r>
+      <w:proofErr w:type="spellStart"/>
+      <w:r>
+        <w:t>colet</w:t>
+      </w:r>
+      <w:proofErr w:type="spellEnd"/>
+      <w:r>
+        <w:t xml:space="preserve"> de </w:t>
+      </w:r>
+      <w:proofErr w:type="spellStart"/>
+      <w:r>
+        <w:t>catre</w:t>
+      </w:r>
+      <w:proofErr w:type="spellEnd"/>
+      <w:r>
+        <w:t xml:space="preserve"> </w:t>
+      </w:r>
+      <w:proofErr w:type="spellStart"/>
+      <w:r>
+        <w:t>doi</w:t>
+      </w:r>
+      <w:proofErr w:type="spellEnd"/>
+      <w:r>
+        <w:t xml:space="preserve"> </w:t>
+      </w:r>
+      <w:proofErr w:type="spellStart"/>
+      <w:r>
+        <w:t>utilizatori</w:t>
+      </w:r>
+      <w:proofErr w:type="spellEnd"/>
+      <w:r>
+        <w:t xml:space="preserve"> </w:t>
+      </w:r>
+      <w:proofErr w:type="spellStart"/>
+      <w:r>
+        <w:t>diferiti</w:t>
+      </w:r>
+      <w:proofErr w:type="spellEnd"/>
+      <w:r>
+        <w:t xml:space="preserve"> (ex: </w:t>
+      </w:r>
+      <w:proofErr w:type="spellStart"/>
+      <w:r>
+        <w:t>Dispecer</w:t>
+      </w:r>
+      <w:proofErr w:type="spellEnd"/>
+      <w:r>
+        <w:t xml:space="preserve"> </w:t>
+      </w:r>
+      <w:proofErr w:type="spellStart"/>
+      <w:r>
+        <w:t>si</w:t>
+      </w:r>
+      <w:proofErr w:type="spellEnd"/>
+      <w:r>
+        <w:t xml:space="preserve"> </w:t>
+      </w:r>
+      <w:proofErr w:type="spellStart"/>
+      <w:r>
+        <w:t>Curier</w:t>
+      </w:r>
+      <w:proofErr w:type="spellEnd"/>
+      <w:r>
+        <w:t xml:space="preserve">) in </w:t>
+      </w:r>
+      <w:proofErr w:type="spellStart"/>
+      <w:r>
+        <w:t>ace</w:t>
       </w:r>
       <w:r>
         <w:t>l</w:t>
@@ -1132,9 +4588,15 @@
       <w:r>
         <w:t>asi</w:t>
       </w:r>
-      <w:r>
-        <w:t xml:space="preserve"> moment de timp</w:t>
-      </w:r>
+      <w:proofErr w:type="spellEnd"/>
+      <w:r>
+        <w:t xml:space="preserve"> moment de </w:t>
+      </w:r>
+      <w:proofErr w:type="spellStart"/>
+      <w:r>
+        <w:t>timp</w:t>
+      </w:r>
+      <w:proofErr w:type="spellEnd"/>
       <w:r>
         <w:t xml:space="preserve"> .</w:t>
       </w:r>
@@ -1143,18 +4605,742 @@
       <w:pPr>
         <w:ind w:left="720"/>
       </w:pPr>
-      <w:r>
-        <w:rPr>
-          <w:b/>
-          <w:bCs/>
-        </w:rPr>
-        <w:t>Rezultate asteptate:</w:t>
-      </w:r>
-      <w:r>
-        <w:t xml:space="preserve"> Baza de date blocheaza scrierea simultana, acceptand prima cerere valida si returnand o eroare sau un mesaj de reimprospatare pentru cea de-a doua, evitand astfel suprascrierea corupta a datelor.</w:t>
+      <w:proofErr w:type="spellStart"/>
+      <w:r>
+        <w:rPr>
+          <w:b/>
+          <w:bCs/>
+        </w:rPr>
+        <w:t>Rezultate</w:t>
+      </w:r>
+      <w:proofErr w:type="spellEnd"/>
+      <w:r>
+        <w:rPr>
+          <w:b/>
+          <w:bCs/>
+        </w:rPr>
+        <w:t xml:space="preserve"> </w:t>
+      </w:r>
+      <w:proofErr w:type="spellStart"/>
+      <w:r>
+        <w:rPr>
+          <w:b/>
+          <w:bCs/>
+        </w:rPr>
+        <w:t>asteptate</w:t>
+      </w:r>
+      <w:proofErr w:type="spellEnd"/>
+      <w:r>
+        <w:rPr>
+          <w:b/>
+          <w:bCs/>
+        </w:rPr>
+        <w:t>:</w:t>
+      </w:r>
+      <w:r>
+        <w:t xml:space="preserve"> Baza de date </w:t>
+      </w:r>
+      <w:proofErr w:type="spellStart"/>
+      <w:r>
+        <w:t>blocheaza</w:t>
+      </w:r>
+      <w:proofErr w:type="spellEnd"/>
+      <w:r>
+        <w:t xml:space="preserve"> </w:t>
+      </w:r>
+      <w:proofErr w:type="spellStart"/>
+      <w:r>
+        <w:t>scrierea</w:t>
+      </w:r>
+      <w:proofErr w:type="spellEnd"/>
+      <w:r>
+        <w:t xml:space="preserve"> </w:t>
+      </w:r>
+      <w:proofErr w:type="spellStart"/>
+      <w:r>
+        <w:t>simultana</w:t>
+      </w:r>
+      <w:proofErr w:type="spellEnd"/>
+      <w:r>
+        <w:t xml:space="preserve">, </w:t>
+      </w:r>
+      <w:proofErr w:type="spellStart"/>
+      <w:r>
+        <w:t>acceptand</w:t>
+      </w:r>
+      <w:proofErr w:type="spellEnd"/>
+      <w:r>
+        <w:t xml:space="preserve"> prima </w:t>
+      </w:r>
+      <w:proofErr w:type="spellStart"/>
+      <w:r>
+        <w:t>cerere</w:t>
+      </w:r>
+      <w:proofErr w:type="spellEnd"/>
+      <w:r>
+        <w:t xml:space="preserve"> </w:t>
+      </w:r>
+      <w:proofErr w:type="spellStart"/>
+      <w:r>
+        <w:t>valida</w:t>
+      </w:r>
+      <w:proofErr w:type="spellEnd"/>
+      <w:r>
+        <w:t xml:space="preserve"> </w:t>
+      </w:r>
+      <w:proofErr w:type="spellStart"/>
+      <w:r>
+        <w:t>si</w:t>
+      </w:r>
+      <w:proofErr w:type="spellEnd"/>
+      <w:r>
+        <w:t xml:space="preserve"> </w:t>
+      </w:r>
+      <w:proofErr w:type="spellStart"/>
+      <w:r>
+        <w:t>returnand</w:t>
+      </w:r>
+      <w:proofErr w:type="spellEnd"/>
+      <w:r>
+        <w:t xml:space="preserve"> o </w:t>
+      </w:r>
+      <w:proofErr w:type="spellStart"/>
+      <w:r>
+        <w:t>eroare</w:t>
+      </w:r>
+      <w:proofErr w:type="spellEnd"/>
+      <w:r>
+        <w:t xml:space="preserve"> </w:t>
+      </w:r>
+      <w:proofErr w:type="spellStart"/>
+      <w:r>
+        <w:t>sau</w:t>
+      </w:r>
+      <w:proofErr w:type="spellEnd"/>
+      <w:r>
+        <w:t xml:space="preserve"> un </w:t>
+      </w:r>
+      <w:proofErr w:type="spellStart"/>
+      <w:r>
+        <w:t>mesaj</w:t>
+      </w:r>
+      <w:proofErr w:type="spellEnd"/>
+      <w:r>
+        <w:t xml:space="preserve"> de </w:t>
+      </w:r>
+      <w:proofErr w:type="spellStart"/>
+      <w:r>
+        <w:t>reimprospatare</w:t>
+      </w:r>
+      <w:proofErr w:type="spellEnd"/>
+      <w:r>
+        <w:t xml:space="preserve"> </w:t>
+      </w:r>
+      <w:proofErr w:type="spellStart"/>
+      <w:r>
+        <w:t>pentru</w:t>
+      </w:r>
+      <w:proofErr w:type="spellEnd"/>
+      <w:r>
+        <w:t xml:space="preserve"> </w:t>
+      </w:r>
+      <w:proofErr w:type="spellStart"/>
+      <w:r>
+        <w:t>cea</w:t>
+      </w:r>
+      <w:proofErr w:type="spellEnd"/>
+      <w:r>
+        <w:t xml:space="preserve"> de-a </w:t>
+      </w:r>
+      <w:proofErr w:type="spellStart"/>
+      <w:r>
+        <w:t>doua</w:t>
+      </w:r>
+      <w:proofErr w:type="spellEnd"/>
+      <w:r>
+        <w:t xml:space="preserve">, </w:t>
+      </w:r>
+      <w:proofErr w:type="spellStart"/>
+      <w:r>
+        <w:t>evitand</w:t>
+      </w:r>
+      <w:proofErr w:type="spellEnd"/>
+      <w:r>
+        <w:t xml:space="preserve"> </w:t>
+      </w:r>
+      <w:proofErr w:type="spellStart"/>
+      <w:r>
+        <w:t>astfel</w:t>
+      </w:r>
+      <w:proofErr w:type="spellEnd"/>
+      <w:r>
+        <w:t xml:space="preserve"> </w:t>
+      </w:r>
+      <w:proofErr w:type="spellStart"/>
+      <w:r>
+        <w:t>suprascrierea</w:t>
+      </w:r>
+      <w:proofErr w:type="spellEnd"/>
+      <w:r>
+        <w:t xml:space="preserve"> </w:t>
+      </w:r>
+      <w:proofErr w:type="spellStart"/>
+      <w:r>
+        <w:t>corupta</w:t>
+      </w:r>
+      <w:proofErr w:type="spellEnd"/>
+      <w:r>
+        <w:t xml:space="preserve"> a </w:t>
+      </w:r>
+      <w:proofErr w:type="spellStart"/>
+      <w:r>
+        <w:t>datelor</w:t>
+      </w:r>
+      <w:proofErr w:type="spellEnd"/>
+      <w:r>
+        <w:t>.</w:t>
       </w:r>
     </w:p>
     <w:p/>
+    <w:p>
+      <w:pPr>
+        <w:rPr>
+          <w:b/>
+          <w:bCs/>
+        </w:rPr>
+      </w:pPr>
+      <w:r>
+        <w:rPr>
+          <w:b/>
+          <w:bCs/>
+        </w:rPr>
+        <w:t xml:space="preserve">Test T12 : </w:t>
+      </w:r>
+      <w:proofErr w:type="spellStart"/>
+      <w:r>
+        <w:rPr>
+          <w:b/>
+          <w:bCs/>
+        </w:rPr>
+        <w:t>reprogramare</w:t>
+      </w:r>
+      <w:proofErr w:type="spellEnd"/>
+      <w:r>
+        <w:rPr>
+          <w:b/>
+          <w:bCs/>
+        </w:rPr>
+        <w:t xml:space="preserve"> </w:t>
+      </w:r>
+      <w:proofErr w:type="spellStart"/>
+      <w:r>
+        <w:rPr>
+          <w:b/>
+          <w:bCs/>
+        </w:rPr>
+        <w:t>livrare</w:t>
+      </w:r>
+      <w:proofErr w:type="spellEnd"/>
+      <w:r>
+        <w:rPr>
+          <w:b/>
+          <w:bCs/>
+        </w:rPr>
+        <w:t xml:space="preserve"> de </w:t>
+      </w:r>
+      <w:proofErr w:type="spellStart"/>
+      <w:r>
+        <w:rPr>
+          <w:b/>
+          <w:bCs/>
+        </w:rPr>
+        <w:t>catre</w:t>
+      </w:r>
+      <w:proofErr w:type="spellEnd"/>
+      <w:r>
+        <w:rPr>
+          <w:b/>
+          <w:bCs/>
+        </w:rPr>
+        <w:t xml:space="preserve"> client</w:t>
+      </w:r>
+    </w:p>
+    <w:p>
+      <w:pPr>
+        <w:rPr>
+          <w:b/>
+          <w:bCs/>
+        </w:rPr>
+      </w:pPr>
+      <w:r>
+        <w:rPr>
+          <w:b/>
+          <w:bCs/>
+        </w:rPr>
+        <w:tab/>
+      </w:r>
+      <w:r>
+        <w:rPr>
+          <w:b/>
+          <w:bCs/>
+        </w:rPr>
+        <w:t xml:space="preserve"> Tip: </w:t>
+      </w:r>
+      <w:r>
+        <w:t>functional / flux</w:t>
+      </w:r>
+      <w:r>
+        <w:rPr>
+          <w:b/>
+          <w:bCs/>
+        </w:rPr>
+        <w:t xml:space="preserve">         </w:t>
+      </w:r>
+    </w:p>
+    <w:p>
+      <w:pPr>
+        <w:ind w:firstLine="720"/>
+      </w:pPr>
+      <w:r>
+        <w:rPr>
+          <w:b/>
+          <w:bCs/>
+        </w:rPr>
+        <w:t xml:space="preserve">Scop: </w:t>
+      </w:r>
+      <w:proofErr w:type="spellStart"/>
+      <w:r>
+        <w:t>verificare</w:t>
+      </w:r>
+      <w:proofErr w:type="spellEnd"/>
+      <w:r>
+        <w:t xml:space="preserve"> </w:t>
+      </w:r>
+      <w:proofErr w:type="spellStart"/>
+      <w:r>
+        <w:t>modificare</w:t>
+      </w:r>
+      <w:proofErr w:type="spellEnd"/>
+      <w:r>
+        <w:t xml:space="preserve"> data </w:t>
+      </w:r>
+      <w:proofErr w:type="spellStart"/>
+      <w:r>
+        <w:t>livrare</w:t>
+      </w:r>
+      <w:proofErr w:type="spellEnd"/>
+      <w:r>
+        <w:t xml:space="preserve"> </w:t>
+      </w:r>
+      <w:proofErr w:type="spellStart"/>
+      <w:r>
+        <w:t>si</w:t>
+      </w:r>
+      <w:proofErr w:type="spellEnd"/>
+      <w:r>
+        <w:t xml:space="preserve"> </w:t>
+      </w:r>
+      <w:proofErr w:type="spellStart"/>
+      <w:r>
+        <w:t>actualizare</w:t>
+      </w:r>
+      <w:proofErr w:type="spellEnd"/>
+      <w:r>
+        <w:t xml:space="preserve"> automata flux         </w:t>
+      </w:r>
+    </w:p>
+    <w:p>
+      <w:pPr>
+        <w:ind w:firstLine="720"/>
+        <w:rPr>
+          <w:b/>
+          <w:bCs/>
+        </w:rPr>
+      </w:pPr>
+      <w:proofErr w:type="spellStart"/>
+      <w:r>
+        <w:rPr>
+          <w:b/>
+          <w:bCs/>
+        </w:rPr>
+        <w:t>Cerinta</w:t>
+      </w:r>
+      <w:proofErr w:type="spellEnd"/>
+      <w:r>
+        <w:t>: REQ-9</w:t>
+      </w:r>
+      <w:r>
+        <w:rPr>
+          <w:b/>
+          <w:bCs/>
+        </w:rPr>
+        <w:t xml:space="preserve">        </w:t>
+      </w:r>
+    </w:p>
+    <w:p>
+      <w:pPr>
+        <w:ind w:firstLine="720"/>
+        <w:rPr>
+          <w:b/>
+          <w:bCs/>
+        </w:rPr>
+      </w:pPr>
+      <w:r>
+        <w:rPr>
+          <w:b/>
+          <w:bCs/>
+        </w:rPr>
+        <w:t> </w:t>
+      </w:r>
+      <w:proofErr w:type="spellStart"/>
+      <w:r>
+        <w:rPr>
+          <w:b/>
+          <w:bCs/>
+        </w:rPr>
+        <w:t>Descriere</w:t>
+      </w:r>
+      <w:proofErr w:type="spellEnd"/>
+      <w:r>
+        <w:rPr>
+          <w:b/>
+          <w:bCs/>
+        </w:rPr>
+        <w:t xml:space="preserve">: </w:t>
+      </w:r>
+      <w:proofErr w:type="spellStart"/>
+      <w:r>
+        <w:t>Clientul</w:t>
+      </w:r>
+      <w:proofErr w:type="spellEnd"/>
+      <w:r>
+        <w:t xml:space="preserve"> </w:t>
+      </w:r>
+      <w:proofErr w:type="spellStart"/>
+      <w:r>
+        <w:t>acceseaza</w:t>
+      </w:r>
+      <w:proofErr w:type="spellEnd"/>
+      <w:r>
+        <w:t xml:space="preserve"> </w:t>
+      </w:r>
+      <w:proofErr w:type="spellStart"/>
+      <w:r>
+        <w:t>interfata</w:t>
+      </w:r>
+      <w:proofErr w:type="spellEnd"/>
+      <w:r>
+        <w:t xml:space="preserve"> </w:t>
+      </w:r>
+      <w:proofErr w:type="spellStart"/>
+      <w:r>
+        <w:t>aplicatiei</w:t>
+      </w:r>
+      <w:proofErr w:type="spellEnd"/>
+      <w:r>
+        <w:t xml:space="preserve"> (</w:t>
+      </w:r>
+      <w:proofErr w:type="spellStart"/>
+      <w:r>
+        <w:t>ecran</w:t>
+      </w:r>
+      <w:proofErr w:type="spellEnd"/>
+      <w:r>
+        <w:t xml:space="preserve"> </w:t>
+      </w:r>
+      <w:proofErr w:type="spellStart"/>
+      <w:r>
+        <w:t>reprogramare</w:t>
+      </w:r>
+      <w:proofErr w:type="spellEnd"/>
+      <w:r>
+        <w:t xml:space="preserve">), </w:t>
+      </w:r>
+      <w:proofErr w:type="spellStart"/>
+      <w:r>
+        <w:t>selecteaza</w:t>
+      </w:r>
+      <w:proofErr w:type="spellEnd"/>
+      <w:r>
+        <w:t xml:space="preserve"> o </w:t>
+      </w:r>
+      <w:proofErr w:type="spellStart"/>
+      <w:r>
+        <w:t>comanda</w:t>
+      </w:r>
+      <w:proofErr w:type="spellEnd"/>
+      <w:r>
+        <w:t xml:space="preserve"> </w:t>
+      </w:r>
+      <w:proofErr w:type="spellStart"/>
+      <w:r>
+        <w:t>activa</w:t>
+      </w:r>
+      <w:proofErr w:type="spellEnd"/>
+      <w:r>
+        <w:t xml:space="preserve"> </w:t>
+      </w:r>
+      <w:proofErr w:type="spellStart"/>
+      <w:r>
+        <w:t>si</w:t>
+      </w:r>
+      <w:proofErr w:type="spellEnd"/>
+      <w:r>
+        <w:t xml:space="preserve"> </w:t>
+      </w:r>
+      <w:proofErr w:type="spellStart"/>
+      <w:r>
+        <w:t>solicita</w:t>
+      </w:r>
+      <w:proofErr w:type="spellEnd"/>
+      <w:r>
+        <w:t xml:space="preserve"> </w:t>
+      </w:r>
+      <w:proofErr w:type="spellStart"/>
+      <w:r>
+        <w:t>schimbarea</w:t>
+      </w:r>
+      <w:proofErr w:type="spellEnd"/>
+      <w:r>
+        <w:t xml:space="preserve"> </w:t>
+      </w:r>
+      <w:proofErr w:type="spellStart"/>
+      <w:r>
+        <w:t>datei</w:t>
+      </w:r>
+      <w:proofErr w:type="spellEnd"/>
+      <w:r>
+        <w:t xml:space="preserve"> de </w:t>
+      </w:r>
+      <w:proofErr w:type="spellStart"/>
+      <w:r>
+        <w:t>livrare</w:t>
+      </w:r>
+      <w:proofErr w:type="spellEnd"/>
+      <w:r>
+        <w:t xml:space="preserve"> </w:t>
+      </w:r>
+      <w:proofErr w:type="spellStart"/>
+      <w:r>
+        <w:t>prin</w:t>
+      </w:r>
+      <w:proofErr w:type="spellEnd"/>
+      <w:r>
+        <w:t xml:space="preserve"> </w:t>
+      </w:r>
+      <w:proofErr w:type="spellStart"/>
+      <w:r>
+        <w:t>alegerea</w:t>
+      </w:r>
+      <w:proofErr w:type="spellEnd"/>
+      <w:r>
+        <w:t xml:space="preserve"> </w:t>
+      </w:r>
+      <w:proofErr w:type="spellStart"/>
+      <w:r>
+        <w:t>unui</w:t>
+      </w:r>
+      <w:proofErr w:type="spellEnd"/>
+      <w:r>
+        <w:t xml:space="preserve"> nou interval din </w:t>
+      </w:r>
+      <w:proofErr w:type="spellStart"/>
+      <w:r>
+        <w:t>calendarul</w:t>
+      </w:r>
+      <w:proofErr w:type="spellEnd"/>
+      <w:r>
+        <w:t xml:space="preserve"> </w:t>
+      </w:r>
+      <w:proofErr w:type="spellStart"/>
+      <w:r>
+        <w:t>interactiv</w:t>
+      </w:r>
+      <w:proofErr w:type="spellEnd"/>
+      <w:r>
+        <w:t>.</w:t>
+      </w:r>
+      <w:r>
+        <w:rPr>
+          <w:b/>
+          <w:bCs/>
+        </w:rPr>
+        <w:t xml:space="preserve">         </w:t>
+      </w:r>
+    </w:p>
+    <w:p>
+      <w:pPr>
+        <w:ind w:firstLine="720"/>
+      </w:pPr>
+      <w:proofErr w:type="spellStart"/>
+      <w:r>
+        <w:rPr>
+          <w:b/>
+          <w:bCs/>
+        </w:rPr>
+        <w:t>Rezultate</w:t>
+      </w:r>
+      <w:proofErr w:type="spellEnd"/>
+      <w:r>
+        <w:rPr>
+          <w:b/>
+          <w:bCs/>
+        </w:rPr>
+        <w:t xml:space="preserve"> </w:t>
+      </w:r>
+      <w:proofErr w:type="spellStart"/>
+      <w:r>
+        <w:rPr>
+          <w:b/>
+          <w:bCs/>
+        </w:rPr>
+        <w:t>asteptate</w:t>
+      </w:r>
+      <w:proofErr w:type="spellEnd"/>
+      <w:r>
+        <w:rPr>
+          <w:b/>
+          <w:bCs/>
+        </w:rPr>
+        <w:t xml:space="preserve">: </w:t>
+      </w:r>
+      <w:proofErr w:type="spellStart"/>
+      <w:r>
+        <w:t>Sistemul</w:t>
+      </w:r>
+      <w:proofErr w:type="spellEnd"/>
+      <w:r>
+        <w:t xml:space="preserve"> </w:t>
+      </w:r>
+      <w:proofErr w:type="spellStart"/>
+      <w:r>
+        <w:t>valideaza</w:t>
+      </w:r>
+      <w:proofErr w:type="spellEnd"/>
+      <w:r>
+        <w:t xml:space="preserve"> </w:t>
+      </w:r>
+      <w:proofErr w:type="spellStart"/>
+      <w:r>
+        <w:t>disponibilitatea</w:t>
+      </w:r>
+      <w:proofErr w:type="spellEnd"/>
+      <w:r>
+        <w:t xml:space="preserve"> </w:t>
+      </w:r>
+      <w:proofErr w:type="spellStart"/>
+      <w:r>
+        <w:t>intervalului</w:t>
+      </w:r>
+      <w:proofErr w:type="spellEnd"/>
+      <w:r>
+        <w:t xml:space="preserve">, </w:t>
+      </w:r>
+      <w:proofErr w:type="spellStart"/>
+      <w:r>
+        <w:t>actualizeaza</w:t>
+      </w:r>
+      <w:proofErr w:type="spellEnd"/>
+      <w:r>
+        <w:t xml:space="preserve"> </w:t>
+      </w:r>
+      <w:proofErr w:type="spellStart"/>
+      <w:r>
+        <w:t>statusul</w:t>
+      </w:r>
+      <w:proofErr w:type="spellEnd"/>
+      <w:r>
+        <w:t xml:space="preserve"> </w:t>
+      </w:r>
+      <w:proofErr w:type="spellStart"/>
+      <w:r>
+        <w:t>comenzii</w:t>
+      </w:r>
+      <w:proofErr w:type="spellEnd"/>
+      <w:r>
+        <w:t xml:space="preserve"> in </w:t>
+      </w:r>
+      <w:proofErr w:type="spellStart"/>
+      <w:r>
+        <w:t>baza</w:t>
+      </w:r>
+      <w:proofErr w:type="spellEnd"/>
+      <w:r>
+        <w:t xml:space="preserve"> de date </w:t>
+      </w:r>
+      <w:proofErr w:type="spellStart"/>
+      <w:r>
+        <w:t>si</w:t>
+      </w:r>
+      <w:proofErr w:type="spellEnd"/>
+      <w:r>
+        <w:t xml:space="preserve"> </w:t>
+      </w:r>
+      <w:proofErr w:type="spellStart"/>
+      <w:r>
+        <w:t>elimina</w:t>
+      </w:r>
+      <w:proofErr w:type="spellEnd"/>
+      <w:r>
+        <w:t xml:space="preserve"> automat </w:t>
+      </w:r>
+      <w:proofErr w:type="spellStart"/>
+      <w:r>
+        <w:t>coletul</w:t>
+      </w:r>
+      <w:proofErr w:type="spellEnd"/>
+      <w:r>
+        <w:t xml:space="preserve"> din </w:t>
+      </w:r>
+      <w:proofErr w:type="spellStart"/>
+      <w:r>
+        <w:t>ruta</w:t>
+      </w:r>
+      <w:proofErr w:type="spellEnd"/>
+      <w:r>
+        <w:t xml:space="preserve"> </w:t>
+      </w:r>
+      <w:proofErr w:type="spellStart"/>
+      <w:r>
+        <w:t>curenta</w:t>
+      </w:r>
+      <w:proofErr w:type="spellEnd"/>
+      <w:r>
+        <w:t xml:space="preserve"> a </w:t>
+      </w:r>
+      <w:proofErr w:type="spellStart"/>
+      <w:r>
+        <w:t>curierului</w:t>
+      </w:r>
+      <w:proofErr w:type="spellEnd"/>
+      <w:r>
+        <w:t xml:space="preserve">, </w:t>
+      </w:r>
+      <w:proofErr w:type="spellStart"/>
+      <w:r>
+        <w:t>notificand</w:t>
+      </w:r>
+      <w:proofErr w:type="spellEnd"/>
+      <w:r>
+        <w:t xml:space="preserve"> </w:t>
+      </w:r>
+      <w:proofErr w:type="spellStart"/>
+      <w:r>
+        <w:t>simultan</w:t>
+      </w:r>
+      <w:proofErr w:type="spellEnd"/>
+      <w:r>
+        <w:t xml:space="preserve"> </w:t>
+      </w:r>
+      <w:proofErr w:type="spellStart"/>
+      <w:r>
+        <w:t>Dispecerul</w:t>
+      </w:r>
+      <w:proofErr w:type="spellEnd"/>
+      <w:r>
+        <w:t>.</w:t>
+      </w:r>
+    </w:p>
     <w:sectPr>
       <w:pgSz w:w="12240" w:h="15840"/>
       <w:pgMar w:top="1440" w:right="1440" w:bottom="1440" w:left="1440" w:header="720" w:footer="720" w:gutter="0"/>
@@ -5117,7 +9303,6 @@
   <w:style w:type="character" w:default="1" w:styleId="DefaultParagraphFont">
     <w:name w:val="Default Paragraph Font"/>
     <w:uiPriority w:val="1"/>
-    <w:semiHidden/>
     <w:unhideWhenUsed/>
   </w:style>
   <w:style w:type="table" w:default="1" w:styleId="TableNormal">
